--- a/docs/files/AAS_Time_Off_Planner_TRD.docx
+++ b/docs/files/AAS_Time_Off_Planner_TRD.docx
@@ -57,25 +57,7 @@
         <w:t xml:space="preserve"> </w:t>
       </w:r>
       <w:r>
-        <w:t xml:space="preserve">1.0</w:t>
-      </w:r>
-      <w:r>
-        <w:t xml:space="preserve"> </w:t>
-      </w:r>
-      <w:r>
-        <w:t xml:space="preserve">draft</w:t>
-      </w:r>
-      <w:r>
-        <w:t xml:space="preserve"> </w:t>
-      </w:r>
-      <w:r>
-        <w:t xml:space="preserve">for</w:t>
-      </w:r>
-      <w:r>
-        <w:t xml:space="preserve"> </w:t>
-      </w:r>
-      <w:r>
-        <w:t xml:space="preserve">review</w:t>
+        <w:t xml:space="preserve">1.1</w:t>
       </w:r>
     </w:p>
     <w:p>
@@ -212,7 +194,7 @@
               <w:jc w:val="left"/>
             </w:pPr>
             <w:r>
-              <w:t xml:space="preserve">1.0, draft for review</w:t>
+              <w:t xml:space="preserve">1.1 (see change log, section 22)</w:t>
             </w:r>
           </w:p>
         </w:tc>
@@ -331,7 +313,7 @@
               <w:jc w:val="left"/>
             </w:pPr>
             <w:r>
-              <w:t xml:space="preserve">Migrations 001 to 003: companies, people, audit log, company data separation, email sign-in, sessions, roles, platform owner sign-in, two-step sign-in. 60 automated tests.</w:t>
+              <w:t xml:space="preserve">Migrations 001 to 004: companies, people, audit log, company data separation, email sign-in, sessions, roles, platform owner sign-in, two-step sign-in, people management, company settings. 70 automated tests.</w:t>
             </w:r>
           </w:p>
         </w:tc>
@@ -1549,13 +1531,13 @@
         <w:t xml:space="preserve">5. Data model</w:t>
       </w:r>
     </w:p>
-    <w:bookmarkStart w:id="27" w:name="built-migrations-001-to-003"/>
+    <w:bookmarkStart w:id="27" w:name="built-migrations-001-to-004"/>
     <w:p>
       <w:pPr>
         <w:pStyle w:val="Heading2"/>
       </w:pPr>
       <w:r>
-        <w:t xml:space="preserve">5.1 Built (migrations 001 to 003)</w:t>
+        <w:t xml:space="preserve">5.1 Built (migrations 001 to 004)</w:t>
       </w:r>
     </w:p>
     <w:tbl>
@@ -1711,7 +1693,7 @@
               <w:jc w:val="left"/>
             </w:pPr>
             <w:r>
-              <w:t xml:space="preserve">tenant_id, full_name, email (unique per company), job_title, jurisdiction (</w:t>
+              <w:t xml:space="preserve">tenant_id, full_name, email (unique per company), job_title, employee_number (unique per company), jurisdiction (</w:t>
             </w:r>
             <w:r>
               <w:rPr>
@@ -1732,7 +1714,142 @@
               <w:t xml:space="preserve">US-CA</w:t>
             </w:r>
             <w:r>
-              <w:t xml:space="preserve">), hire_date, manager_id, role, status</w:t>
+              <w:t xml:space="preserve">), hire_date, manager_id (same company, not self), team_id, location_id, role, status, hours_per_day, work_days (ISO weekdays, part-time)</w:t>
+            </w:r>
+          </w:p>
+        </w:tc>
+      </w:tr>
+      <w:tr>
+        <w:tc>
+          <w:tcPr/>
+          <w:p>
+            <w:pPr>
+              <w:pStyle w:val="Compact"/>
+              <w:jc w:val="left"/>
+            </w:pPr>
+            <w:r>
+              <w:rPr>
+                <w:rStyle w:val="VerbatimChar"/>
+              </w:rPr>
+              <w:t xml:space="preserve">tenant_settings</w:t>
+            </w:r>
+          </w:p>
+        </w:tc>
+        <w:tc>
+          <w:tcPr/>
+          <w:p>
+            <w:pPr>
+              <w:pStyle w:val="Compact"/>
+              <w:jc w:val="left"/>
+            </w:pPr>
+            <w:r>
+              <w:t xml:space="preserve">Company settings</w:t>
+            </w:r>
+          </w:p>
+        </w:tc>
+        <w:tc>
+          <w:tcPr/>
+          <w:p>
+            <w:pPr>
+              <w:pStyle w:val="Compact"/>
+              <w:jc w:val="left"/>
+            </w:pPr>
+            <w:r>
+              <w:t xml:space="preserve">time_zone (IANA), second_approval_threshold (default 10). Defaults apply until first saved.</w:t>
+            </w:r>
+          </w:p>
+        </w:tc>
+      </w:tr>
+      <w:tr>
+        <w:tc>
+          <w:tcPr/>
+          <w:p>
+            <w:pPr>
+              <w:pStyle w:val="Compact"/>
+              <w:jc w:val="left"/>
+            </w:pPr>
+            <w:r>
+              <w:rPr>
+                <w:rStyle w:val="VerbatimChar"/>
+              </w:rPr>
+              <w:t xml:space="preserve">teams</w:t>
+            </w:r>
+            <w:r>
+              <w:t xml:space="preserve">,</w:t>
+            </w:r>
+            <w:r>
+              <w:t xml:space="preserve"> </w:t>
+            </w:r>
+            <w:r>
+              <w:rPr>
+                <w:rStyle w:val="VerbatimChar"/>
+              </w:rPr>
+              <w:t xml:space="preserve">locations</w:t>
+            </w:r>
+          </w:p>
+        </w:tc>
+        <w:tc>
+          <w:tcPr/>
+          <w:p>
+            <w:pPr>
+              <w:pStyle w:val="Compact"/>
+              <w:jc w:val="left"/>
+            </w:pPr>
+            <w:r>
+              <w:t xml:space="preserve">Grouping</w:t>
+            </w:r>
+          </w:p>
+        </w:tc>
+        <w:tc>
+          <w:tcPr/>
+          <w:p>
+            <w:pPr>
+              <w:pStyle w:val="Compact"/>
+              <w:jc w:val="left"/>
+            </w:pPr>
+            <w:r>
+              <w:t xml:space="preserve">Name unique per company ignoring case; created by typing a new name</w:t>
+            </w:r>
+          </w:p>
+        </w:tc>
+      </w:tr>
+      <w:tr>
+        <w:tc>
+          <w:tcPr/>
+          <w:p>
+            <w:pPr>
+              <w:pStyle w:val="Compact"/>
+              <w:jc w:val="left"/>
+            </w:pPr>
+            <w:r>
+              <w:rPr>
+                <w:rStyle w:val="VerbatimChar"/>
+              </w:rPr>
+              <w:t xml:space="preserve">person_managers</w:t>
+            </w:r>
+          </w:p>
+        </w:tc>
+        <w:tc>
+          <w:tcPr/>
+          <w:p>
+            <w:pPr>
+              <w:pStyle w:val="Compact"/>
+              <w:jc w:val="left"/>
+            </w:pPr>
+            <w:r>
+              <w:t xml:space="preserve">Secondary managers</w:t>
+            </w:r>
+          </w:p>
+        </w:tc>
+        <w:tc>
+          <w:tcPr/>
+          <w:p>
+            <w:pPr>
+              <w:pStyle w:val="Compact"/>
+              <w:jc w:val="left"/>
+            </w:pPr>
+            <w:r>
+              <w:t xml:space="preserve">See and are notified; only the primary manager approves</w:t>
             </w:r>
           </w:p>
         </w:tc>
@@ -2065,17 +2182,23 @@
               </w:rPr>
               <w:t xml:space="preserve">tenant_settings</w:t>
             </w:r>
-          </w:p>
-        </w:tc>
-        <w:tc>
-          <w:tcPr/>
-          <w:p>
-            <w:pPr>
-              <w:pStyle w:val="Compact"/>
-              <w:jc w:val="left"/>
-            </w:pPr>
-            <w:r>
-              <w:t xml:space="preserve">Time zone, second-approval threshold (default 10), retention, sign-in methods allowed, allowed email domains</w:t>
+            <w:r>
+              <w:t xml:space="preserve"> </w:t>
+            </w:r>
+            <w:r>
+              <w:t xml:space="preserve">(more columns)</w:t>
+            </w:r>
+          </w:p>
+        </w:tc>
+        <w:tc>
+          <w:tcPr/>
+          <w:p>
+            <w:pPr>
+              <w:pStyle w:val="Compact"/>
+              <w:jc w:val="left"/>
+            </w:pPr>
+            <w:r>
+              <w:t xml:space="preserve">Retention, sign-in methods allowed, allowed email domains</w:t>
             </w:r>
           </w:p>
         </w:tc>
@@ -2092,7 +2215,36 @@
               <w:rPr>
                 <w:rStyle w:val="VerbatimChar"/>
               </w:rPr>
-              <w:t xml:space="preserve">teams</w:t>
+              <w:t xml:space="preserve">import_batches</w:t>
+            </w:r>
+          </w:p>
+        </w:tc>
+        <w:tc>
+          <w:tcPr/>
+          <w:p>
+            <w:pPr>
+              <w:pStyle w:val="Compact"/>
+              <w:jc w:val="left"/>
+            </w:pPr>
+            <w:r>
+              <w:t xml:space="preserve">Parsed bulk-import files awaiting confirmation, expiring after one hour</w:t>
+            </w:r>
+          </w:p>
+        </w:tc>
+      </w:tr>
+      <w:tr>
+        <w:tc>
+          <w:tcPr/>
+          <w:p>
+            <w:pPr>
+              <w:pStyle w:val="Compact"/>
+              <w:jc w:val="left"/>
+            </w:pPr>
+            <w:r>
+              <w:rPr>
+                <w:rStyle w:val="VerbatimChar"/>
+              </w:rPr>
+              <w:t xml:space="preserve">plans</w:t>
             </w:r>
             <w:r>
               <w:t xml:space="preserve">,</w:t>
@@ -2104,48 +2256,138 @@
               <w:rPr>
                 <w:rStyle w:val="VerbatimChar"/>
               </w:rPr>
-              <w:t xml:space="preserve">locations</w:t>
-            </w:r>
-          </w:p>
-        </w:tc>
-        <w:tc>
-          <w:tcPr/>
-          <w:p>
-            <w:pPr>
-              <w:pStyle w:val="Compact"/>
-              <w:jc w:val="left"/>
-            </w:pPr>
-            <w:r>
-              <w:t xml:space="preserve">Grouping and holiday calendar selection</w:t>
-            </w:r>
-          </w:p>
-        </w:tc>
-      </w:tr>
-      <w:tr>
-        <w:tc>
-          <w:tcPr/>
-          <w:p>
-            <w:pPr>
-              <w:pStyle w:val="Compact"/>
-              <w:jc w:val="left"/>
-            </w:pPr>
+              <w:t xml:space="preserve">plan_levels</w:t>
+            </w:r>
+            <w:r>
+              <w:t xml:space="preserve">,</w:t>
+            </w:r>
+            <w:r>
+              <w:t xml:space="preserve"> </w:t>
+            </w:r>
             <w:r>
               <w:rPr>
                 <w:rStyle w:val="VerbatimChar"/>
               </w:rPr>
-              <w:t xml:space="preserve">person_managers</w:t>
-            </w:r>
-          </w:p>
-        </w:tc>
-        <w:tc>
-          <w:tcPr/>
-          <w:p>
-            <w:pPr>
-              <w:pStyle w:val="Compact"/>
-              <w:jc w:val="left"/>
-            </w:pPr>
-            <w:r>
-              <w:t xml:space="preserve">Secondary managers (primary stays on</w:t>
+              <w:t xml:space="preserve">plan_assignments</w:t>
+            </w:r>
+          </w:p>
+        </w:tc>
+        <w:tc>
+          <w:tcPr/>
+          <w:p>
+            <w:pPr>
+              <w:pStyle w:val="Compact"/>
+              <w:jc w:val="left"/>
+            </w:pPr>
+            <w:r>
+              <w:t xml:space="preserve">Plans, levels with days per year, one level per person per plan, effective dates</w:t>
+            </w:r>
+          </w:p>
+        </w:tc>
+      </w:tr>
+      <w:tr>
+        <w:tc>
+          <w:tcPr/>
+          <w:p>
+            <w:pPr>
+              <w:pStyle w:val="Compact"/>
+              <w:jc w:val="left"/>
+            </w:pPr>
+            <w:r>
+              <w:rPr>
+                <w:rStyle w:val="VerbatimChar"/>
+              </w:rPr>
+              <w:t xml:space="preserve">accrual_ledger</w:t>
+            </w:r>
+          </w:p>
+        </w:tc>
+        <w:tc>
+          <w:tcPr/>
+          <w:p>
+            <w:pPr>
+              <w:pStyle w:val="Compact"/>
+              <w:jc w:val="left"/>
+            </w:pPr>
+            <w:r>
+              <w:t xml:space="preserve">Every credit and debit as a row: grant, accrual, proration, carryover, forfeiture, override, adjustment, booking. Balances are sums, never stored totals, so every number can be explained.</w:t>
+            </w:r>
+          </w:p>
+        </w:tc>
+      </w:tr>
+      <w:tr>
+        <w:tc>
+          <w:tcPr/>
+          <w:p>
+            <w:pPr>
+              <w:pStyle w:val="Compact"/>
+              <w:jc w:val="left"/>
+            </w:pPr>
+            <w:r>
+              <w:rPr>
+                <w:rStyle w:val="VerbatimChar"/>
+              </w:rPr>
+              <w:t xml:space="preserve">jurisdiction_rules</w:t>
+            </w:r>
+          </w:p>
+        </w:tc>
+        <w:tc>
+          <w:tcPr/>
+          <w:p>
+            <w:pPr>
+              <w:pStyle w:val="Compact"/>
+              <w:jc w:val="left"/>
+            </w:pPr>
+            <w:r>
+              <w:t xml:space="preserve">Versioned, dated statutory rules: minimum entitlement by years of service, forfeiture rule, sick leave minimums and caps, by province, state and city</w:t>
+            </w:r>
+          </w:p>
+        </w:tc>
+      </w:tr>
+      <w:tr>
+        <w:tc>
+          <w:tcPr/>
+          <w:p>
+            <w:pPr>
+              <w:pStyle w:val="Compact"/>
+              <w:jc w:val="left"/>
+            </w:pPr>
+            <w:r>
+              <w:rPr>
+                <w:rStyle w:val="VerbatimChar"/>
+              </w:rPr>
+              <w:t xml:space="preserve">holidays</w:t>
+            </w:r>
+          </w:p>
+        </w:tc>
+        <w:tc>
+          <w:tcPr/>
+          <w:p>
+            <w:pPr>
+              <w:pStyle w:val="Compact"/>
+              <w:jc w:val="left"/>
+            </w:pPr>
+            <w:r>
+              <w:t xml:space="preserve">Per jurisdiction and per company</w:t>
+            </w:r>
+          </w:p>
+        </w:tc>
+      </w:tr>
+      <w:tr>
+        <w:tc>
+          <w:tcPr/>
+          <w:p>
+            <w:pPr>
+              <w:pStyle w:val="Compact"/>
+              <w:jc w:val="left"/>
+            </w:pPr>
+            <w:r>
+              <w:rPr>
+                <w:rStyle w:val="VerbatimChar"/>
+              </w:rPr>
+              <w:t xml:space="preserve">requests</w:t>
+            </w:r>
+            <w:r>
+              <w:t xml:space="preserve">,</w:t>
             </w:r>
             <w:r>
               <w:t xml:space="preserve"> </w:t>
@@ -2154,232 +2396,40 @@
               <w:rPr>
                 <w:rStyle w:val="VerbatimChar"/>
               </w:rPr>
-              <w:t xml:space="preserve">people.manager_id</w:t>
-            </w:r>
-            <w:r>
-              <w:t xml:space="preserve">)</w:t>
-            </w:r>
-          </w:p>
-        </w:tc>
-      </w:tr>
-      <w:tr>
-        <w:tc>
-          <w:tcPr/>
-          <w:p>
-            <w:pPr>
-              <w:pStyle w:val="Compact"/>
-              <w:jc w:val="left"/>
-            </w:pPr>
+              <w:t xml:space="preserve">request_days</w:t>
+            </w:r>
+            <w:r>
+              <w:t xml:space="preserve">,</w:t>
+            </w:r>
+            <w:r>
+              <w:t xml:space="preserve"> </w:t>
+            </w:r>
             <w:r>
               <w:rPr>
                 <w:rStyle w:val="VerbatimChar"/>
               </w:rPr>
-              <w:t xml:space="preserve">work_schedules</w:t>
-            </w:r>
-          </w:p>
-        </w:tc>
-        <w:tc>
-          <w:tcPr/>
-          <w:p>
-            <w:pPr>
-              <w:pStyle w:val="Compact"/>
-              <w:jc w:val="left"/>
-            </w:pPr>
-            <w:r>
-              <w:t xml:space="preserve">Standard hours per day and work days per person (pending decision D3)</w:t>
-            </w:r>
-          </w:p>
-        </w:tc>
-      </w:tr>
-      <w:tr>
-        <w:tc>
-          <w:tcPr/>
-          <w:p>
-            <w:pPr>
-              <w:pStyle w:val="Compact"/>
-              <w:jc w:val="left"/>
-            </w:pPr>
+              <w:t xml:space="preserve">approval_steps</w:t>
+            </w:r>
+          </w:p>
+        </w:tc>
+        <w:tc>
+          <w:tcPr/>
+          <w:p>
+            <w:pPr>
+              <w:pStyle w:val="Compact"/>
+              <w:jc w:val="left"/>
+            </w:pPr>
+            <w:r>
+              <w:t xml:space="preserve">Requests, the working days they cover (with half days), and each approval step. Each request stores the requester’s time zone at the time of request (</w:t>
+            </w:r>
             <w:r>
               <w:rPr>
                 <w:rStyle w:val="VerbatimChar"/>
               </w:rPr>
-              <w:t xml:space="preserve">plans</w:t>
-            </w:r>
-            <w:r>
-              <w:t xml:space="preserve">,</w:t>
-            </w:r>
-            <w:r>
-              <w:t xml:space="preserve"> </w:t>
-            </w:r>
-            <w:r>
-              <w:rPr>
-                <w:rStyle w:val="VerbatimChar"/>
-              </w:rPr>
-              <w:t xml:space="preserve">plan_levels</w:t>
-            </w:r>
-            <w:r>
-              <w:t xml:space="preserve">,</w:t>
-            </w:r>
-            <w:r>
-              <w:t xml:space="preserve"> </w:t>
-            </w:r>
-            <w:r>
-              <w:rPr>
-                <w:rStyle w:val="VerbatimChar"/>
-              </w:rPr>
-              <w:t xml:space="preserve">plan_assignments</w:t>
-            </w:r>
-          </w:p>
-        </w:tc>
-        <w:tc>
-          <w:tcPr/>
-          <w:p>
-            <w:pPr>
-              <w:pStyle w:val="Compact"/>
-              <w:jc w:val="left"/>
-            </w:pPr>
-            <w:r>
-              <w:t xml:space="preserve">Plans, levels with days per year, one level per person per plan, effective dates</w:t>
-            </w:r>
-          </w:p>
-        </w:tc>
-      </w:tr>
-      <w:tr>
-        <w:tc>
-          <w:tcPr/>
-          <w:p>
-            <w:pPr>
-              <w:pStyle w:val="Compact"/>
-              <w:jc w:val="left"/>
-            </w:pPr>
-            <w:r>
-              <w:rPr>
-                <w:rStyle w:val="VerbatimChar"/>
-              </w:rPr>
-              <w:t xml:space="preserve">accrual_ledger</w:t>
-            </w:r>
-          </w:p>
-        </w:tc>
-        <w:tc>
-          <w:tcPr/>
-          <w:p>
-            <w:pPr>
-              <w:pStyle w:val="Compact"/>
-              <w:jc w:val="left"/>
-            </w:pPr>
-            <w:r>
-              <w:t xml:space="preserve">Every credit and debit as a row: grant, accrual, proration, carryover, forfeiture, override, adjustment, booking. Balances are sums, never stored totals, so every number can be explained.</w:t>
-            </w:r>
-          </w:p>
-        </w:tc>
-      </w:tr>
-      <w:tr>
-        <w:tc>
-          <w:tcPr/>
-          <w:p>
-            <w:pPr>
-              <w:pStyle w:val="Compact"/>
-              <w:jc w:val="left"/>
-            </w:pPr>
-            <w:r>
-              <w:rPr>
-                <w:rStyle w:val="VerbatimChar"/>
-              </w:rPr>
-              <w:t xml:space="preserve">jurisdiction_rules</w:t>
-            </w:r>
-          </w:p>
-        </w:tc>
-        <w:tc>
-          <w:tcPr/>
-          <w:p>
-            <w:pPr>
-              <w:pStyle w:val="Compact"/>
-              <w:jc w:val="left"/>
-            </w:pPr>
-            <w:r>
-              <w:t xml:space="preserve">Versioned, dated statutory rules: minimum entitlement by years of service, forfeiture rule, sick leave minimums and caps, by province, state and city</w:t>
-            </w:r>
-          </w:p>
-        </w:tc>
-      </w:tr>
-      <w:tr>
-        <w:tc>
-          <w:tcPr/>
-          <w:p>
-            <w:pPr>
-              <w:pStyle w:val="Compact"/>
-              <w:jc w:val="left"/>
-            </w:pPr>
-            <w:r>
-              <w:rPr>
-                <w:rStyle w:val="VerbatimChar"/>
-              </w:rPr>
-              <w:t xml:space="preserve">holidays</w:t>
-            </w:r>
-          </w:p>
-        </w:tc>
-        <w:tc>
-          <w:tcPr/>
-          <w:p>
-            <w:pPr>
-              <w:pStyle w:val="Compact"/>
-              <w:jc w:val="left"/>
-            </w:pPr>
-            <w:r>
-              <w:t xml:space="preserve">Per jurisdiction and per company</w:t>
-            </w:r>
-          </w:p>
-        </w:tc>
-      </w:tr>
-      <w:tr>
-        <w:tc>
-          <w:tcPr/>
-          <w:p>
-            <w:pPr>
-              <w:pStyle w:val="Compact"/>
-              <w:jc w:val="left"/>
-            </w:pPr>
-            <w:r>
-              <w:rPr>
-                <w:rStyle w:val="VerbatimChar"/>
-              </w:rPr>
-              <w:t xml:space="preserve">requests</w:t>
-            </w:r>
-            <w:r>
-              <w:t xml:space="preserve">,</w:t>
-            </w:r>
-            <w:r>
-              <w:t xml:space="preserve"> </w:t>
-            </w:r>
-            <w:r>
-              <w:rPr>
-                <w:rStyle w:val="VerbatimChar"/>
-              </w:rPr>
-              <w:t xml:space="preserve">request_days</w:t>
-            </w:r>
-            <w:r>
-              <w:t xml:space="preserve">,</w:t>
-            </w:r>
-            <w:r>
-              <w:t xml:space="preserve"> </w:t>
-            </w:r>
-            <w:r>
-              <w:rPr>
-                <w:rStyle w:val="VerbatimChar"/>
-              </w:rPr>
-              <w:t xml:space="preserve">approval_steps</w:t>
-            </w:r>
-          </w:p>
-        </w:tc>
-        <w:tc>
-          <w:tcPr/>
-          <w:p>
-            <w:pPr>
-              <w:pStyle w:val="Compact"/>
-              <w:jc w:val="left"/>
-            </w:pPr>
-            <w:r>
-              <w:t xml:space="preserve">Requests, the working days they cover (with half days), and each approval step</w:t>
+              <w:t xml:space="preserve">requester_time_zone</w:t>
+            </w:r>
+            <w:r>
+              <w:t xml:space="preserve">), the company zone in v1, so v1.1 home time zones need no data conversion.</w:t>
             </w:r>
           </w:p>
         </w:tc>
@@ -3148,7 +3198,7 @@
       </w:r>
     </w:p>
     <w:bookmarkEnd w:id="37"/>
-    <w:bookmarkStart w:id="38" w:name="calendars"/>
+    <w:bookmarkStart w:id="39" w:name="calendars"/>
     <w:p>
       <w:pPr>
         <w:pStyle w:val="Heading1"/>
@@ -3211,8 +3261,153 @@
         <w:t xml:space="preserve">Direct push (v1.1): per-person OAuth to Google Calendar API and Microsoft Graph; events written from the outbox within seconds; tokens encrypted like two-step keys.</w:t>
       </w:r>
     </w:p>
+    <w:bookmarkStart w:id="38" w:name="time-zones"/>
+    <w:p>
+      <w:pPr>
+        <w:pStyle w:val="Heading2"/>
+      </w:pPr>
+      <w:r>
+        <w:t xml:space="preserve">10.1 Time zones</w:t>
+      </w:r>
+    </w:p>
+    <w:p>
+      <w:pPr>
+        <w:numPr>
+          <w:ilvl w:val="0"/>
+          <w:numId w:val="1008"/>
+        </w:numPr>
+        <w:pStyle w:val="Compact"/>
+      </w:pPr>
+      <w:r>
+        <w:t xml:space="preserve">All timestamps are stored in UTC (</w:t>
+      </w:r>
+      <w:r>
+        <w:rPr>
+          <w:rStyle w:val="VerbatimChar"/>
+        </w:rPr>
+        <w:t xml:space="preserve">timestamptz</w:t>
+      </w:r>
+      <w:r>
+        <w:t xml:space="preserve">). Leave dates are calendar dates (</w:t>
+      </w:r>
+      <w:r>
+        <w:rPr>
+          <w:rStyle w:val="VerbatimChar"/>
+        </w:rPr>
+        <w:t xml:space="preserve">date</w:t>
+      </w:r>
+      <w:r>
+        <w:t xml:space="preserve">), never timestamps, so a day off is the same day for everyone; ICS events are all-day</w:t>
+      </w:r>
+      <w:r>
+        <w:t xml:space="preserve"> </w:t>
+      </w:r>
+      <w:r>
+        <w:rPr>
+          <w:rStyle w:val="VerbatimChar"/>
+        </w:rPr>
+        <w:t xml:space="preserve">VALUE=DATE</w:t>
+      </w:r>
+      <w:r>
+        <w:t xml:space="preserve"> </w:t>
+      </w:r>
+      <w:r>
+        <w:t xml:space="preserve">events and do not shift between zones.</w:t>
+      </w:r>
+    </w:p>
+    <w:p>
+      <w:pPr>
+        <w:numPr>
+          <w:ilvl w:val="0"/>
+          <w:numId w:val="1008"/>
+        </w:numPr>
+        <w:pStyle w:val="Compact"/>
+      </w:pPr>
+      <w:r>
+        <w:t xml:space="preserve">v1: one company time zone (</w:t>
+      </w:r>
+      <w:r>
+        <w:rPr>
+          <w:rStyle w:val="VerbatimChar"/>
+        </w:rPr>
+        <w:t xml:space="preserve">tenant_settings.time_zone</w:t>
+      </w:r>
+      <w:r>
+        <w:t xml:space="preserve">) decides</w:t>
+      </w:r>
+      <w:r>
+        <w:t xml:space="preserve"> </w:t>
+      </w:r>
+      <w:r>
+        <w:t xml:space="preserve">“</w:t>
+      </w:r>
+      <w:r>
+        <w:t xml:space="preserve">today</w:t>
+      </w:r>
+      <w:r>
+        <w:t xml:space="preserve">”</w:t>
+      </w:r>
+      <w:r>
+        <w:t xml:space="preserve">, deadlines, reminders and year end. Each request stores</w:t>
+      </w:r>
+      <w:r>
+        <w:t xml:space="preserve"> </w:t>
+      </w:r>
+      <w:r>
+        <w:rPr>
+          <w:rStyle w:val="VerbatimChar"/>
+        </w:rPr>
+        <w:t xml:space="preserve">requester_time_zone</w:t>
+      </w:r>
+      <w:r>
+        <w:t xml:space="preserve">.</w:t>
+      </w:r>
+    </w:p>
+    <w:p>
+      <w:pPr>
+        <w:numPr>
+          <w:ilvl w:val="0"/>
+          <w:numId w:val="1008"/>
+        </w:numPr>
+        <w:pStyle w:val="Compact"/>
+      </w:pPr>
+      <w:r>
+        <w:t xml:space="preserve">v1.1 (FR-64):</w:t>
+      </w:r>
+      <w:r>
+        <w:t xml:space="preserve"> </w:t>
+      </w:r>
+      <w:r>
+        <w:rPr>
+          <w:rStyle w:val="VerbatimChar"/>
+        </w:rPr>
+        <w:t xml:space="preserve">people.time_zone</w:t>
+      </w:r>
+      <w:r>
+        <w:t xml:space="preserve">, nullable, falls back to the company zone. Rules that depend on</w:t>
+      </w:r>
+      <w:r>
+        <w:t xml:space="preserve"> </w:t>
+      </w:r>
+      <w:r>
+        <w:t xml:space="preserve">“</w:t>
+      </w:r>
+      <w:r>
+        <w:t xml:space="preserve">today</w:t>
+      </w:r>
+      <w:r>
+        <w:t xml:space="preserve">”</w:t>
+      </w:r>
+      <w:r>
+        <w:t xml:space="preserve"> </w:t>
+      </w:r>
+      <w:r>
+        <w:t xml:space="preserve">(cannot book the past, approval deadlines, escalation timers) use the requester’s zone. Display converts timestamps to the viewer’s zone and labels the requester’s zone when it differs. Reminders and digests are scheduled per recipient at a local hour (default 09:00). Calendar push writes all-day events, plus the person’s own zone for any timed reminders. Report run labels state the zone used.</w:t>
+      </w:r>
+    </w:p>
     <w:bookmarkEnd w:id="38"/>
-    <w:bookmarkStart w:id="39" w:name="integrations"/>
+    <w:bookmarkEnd w:id="39"/>
+    <w:bookmarkStart w:id="40" w:name="integrations"/>
     <w:p>
       <w:pPr>
         <w:pStyle w:val="Heading1"/>
@@ -3419,72 +3614,14 @@
         </w:tc>
       </w:tr>
     </w:tbl>
-    <w:bookmarkEnd w:id="39"/>
-    <w:bookmarkStart w:id="40" w:name="reports-and-exports"/>
+    <w:bookmarkEnd w:id="40"/>
+    <w:bookmarkStart w:id="41" w:name="reports-and-exports"/>
     <w:p>
       <w:pPr>
         <w:pStyle w:val="Heading1"/>
       </w:pPr>
       <w:r>
         <w:t xml:space="preserve">12. Reports and exports</w:t>
-      </w:r>
-    </w:p>
-    <w:p>
-      <w:pPr>
-        <w:numPr>
-          <w:ilvl w:val="0"/>
-          <w:numId w:val="1008"/>
-        </w:numPr>
-        <w:pStyle w:val="Compact"/>
-      </w:pPr>
-      <w:r>
-        <w:t xml:space="preserve">Server-side queries over the ledger and requests, always inside</w:t>
-      </w:r>
-      <w:r>
-        <w:t xml:space="preserve"> </w:t>
-      </w:r>
-      <w:r>
-        <w:rPr>
-          <w:rStyle w:val="VerbatimChar"/>
-        </w:rPr>
-        <w:t xml:space="preserve">withTenant</w:t>
-      </w:r>
-      <w:r>
-        <w:t xml:space="preserve">; HR admin only.</w:t>
-      </w:r>
-    </w:p>
-    <w:p>
-      <w:pPr>
-        <w:numPr>
-          <w:ilvl w:val="0"/>
-          <w:numId w:val="1008"/>
-        </w:numPr>
-        <w:pStyle w:val="Compact"/>
-      </w:pPr>
-      <w:r>
-        <w:t xml:space="preserve">XLSX via a streaming writer with the run label in the first rows, frozen header, auto-filter, number formats with units. CSV in UTF-8 with BOM for Excel.</w:t>
-      </w:r>
-    </w:p>
-    <w:p>
-      <w:pPr>
-        <w:numPr>
-          <w:ilvl w:val="0"/>
-          <w:numId w:val="1008"/>
-        </w:numPr>
-        <w:pStyle w:val="Compact"/>
-      </w:pPr>
-      <w:r>
-        <w:t xml:space="preserve">Every export writes an audit entry with filters used.</w:t>
-      </w:r>
-    </w:p>
-    <w:bookmarkEnd w:id="40"/>
-    <w:bookmarkStart w:id="41" w:name="email"/>
-    <w:p>
-      <w:pPr>
-        <w:pStyle w:val="Heading1"/>
-      </w:pPr>
-      <w:r>
-        <w:t xml:space="preserve">13. Email</w:t>
       </w:r>
     </w:p>
     <w:p>
@@ -3496,7 +3633,19 @@
         <w:pStyle w:val="Compact"/>
       </w:pPr>
       <w:r>
-        <w:t xml:space="preserve">Development: emails print in the terminal and go to an in-memory outbox for tests.</w:t>
+        <w:t xml:space="preserve">Server-side queries over the ledger and requests, always inside</w:t>
+      </w:r>
+      <w:r>
+        <w:t xml:space="preserve"> </w:t>
+      </w:r>
+      <w:r>
+        <w:rPr>
+          <w:rStyle w:val="VerbatimChar"/>
+        </w:rPr>
+        <w:t xml:space="preserve">withTenant</w:t>
+      </w:r>
+      <w:r>
+        <w:t xml:space="preserve">; HR admin only.</w:t>
       </w:r>
     </w:p>
     <w:p>
@@ -3508,22 +3657,7 @@
         <w:pStyle w:val="Compact"/>
       </w:pPr>
       <w:r>
-        <w:t xml:space="preserve">Production: Amazon SES in Canada (Central), sending domain with SPF, DKIM and DMARC. Emails are queued in</w:t>
-      </w:r>
-      <w:r>
-        <w:t xml:space="preserve"> </w:t>
-      </w:r>
-      <w:r>
-        <w:rPr>
-          <w:rStyle w:val="VerbatimChar"/>
-        </w:rPr>
-        <w:t xml:space="preserve">notifications_outbox</w:t>
-      </w:r>
-      <w:r>
-        <w:t xml:space="preserve"> </w:t>
-      </w:r>
-      <w:r>
-        <w:t xml:space="preserve">in the same transaction as the change and sent by a job with retries.</w:t>
+        <w:t xml:space="preserve">XLSX via a streaming writer with the run label in the first rows, frozen header, auto-filter, number formats with units. CSV in UTF-8 with BOM for Excel.</w:t>
       </w:r>
     </w:p>
     <w:p>
@@ -3535,11 +3669,72 @@
         <w:pStyle w:val="Compact"/>
       </w:pPr>
       <w:r>
+        <w:t xml:space="preserve">Every export writes an audit entry with filters used.</w:t>
+      </w:r>
+    </w:p>
+    <w:bookmarkEnd w:id="41"/>
+    <w:bookmarkStart w:id="42" w:name="email"/>
+    <w:p>
+      <w:pPr>
+        <w:pStyle w:val="Heading1"/>
+      </w:pPr>
+      <w:r>
+        <w:t xml:space="preserve">13. Email</w:t>
+      </w:r>
+    </w:p>
+    <w:p>
+      <w:pPr>
+        <w:numPr>
+          <w:ilvl w:val="0"/>
+          <w:numId w:val="1010"/>
+        </w:numPr>
+        <w:pStyle w:val="Compact"/>
+      </w:pPr>
+      <w:r>
+        <w:t xml:space="preserve">Development: emails print in the terminal and go to an in-memory outbox for tests.</w:t>
+      </w:r>
+    </w:p>
+    <w:p>
+      <w:pPr>
+        <w:numPr>
+          <w:ilvl w:val="0"/>
+          <w:numId w:val="1010"/>
+        </w:numPr>
+        <w:pStyle w:val="Compact"/>
+      </w:pPr>
+      <w:r>
+        <w:t xml:space="preserve">Production: Amazon SES in Canada (Central), sending domain with SPF, DKIM and DMARC. Emails are queued in</w:t>
+      </w:r>
+      <w:r>
+        <w:t xml:space="preserve"> </w:t>
+      </w:r>
+      <w:r>
+        <w:rPr>
+          <w:rStyle w:val="VerbatimChar"/>
+        </w:rPr>
+        <w:t xml:space="preserve">notifications_outbox</w:t>
+      </w:r>
+      <w:r>
+        <w:t xml:space="preserve"> </w:t>
+      </w:r>
+      <w:r>
+        <w:t xml:space="preserve">in the same transaction as the change and sent by a job with retries.</w:t>
+      </w:r>
+    </w:p>
+    <w:p>
+      <w:pPr>
+        <w:numPr>
+          <w:ilvl w:val="0"/>
+          <w:numId w:val="1010"/>
+        </w:numPr>
+        <w:pStyle w:val="Compact"/>
+      </w:pPr>
+      <w:r>
         <w:t xml:space="preserve">Subjects start with the company short label. Bodies avoid private plan names except to the person, their approvers and HR.</w:t>
       </w:r>
     </w:p>
-    <w:bookmarkEnd w:id="41"/>
-    <w:bookmarkStart w:id="42" w:name="security-controls-nfr-04"/>
+    <w:bookmarkEnd w:id="42"/>
+    <w:bookmarkStart w:id="43" w:name="security-controls-nfr-04"/>
     <w:p>
       <w:pPr>
         <w:pStyle w:val="Heading1"/>
@@ -3893,8 +4088,8 @@
         </w:tc>
       </w:tr>
     </w:tbl>
-    <w:bookmarkEnd w:id="42"/>
-    <w:bookmarkStart w:id="43" w:name="hosting-environments-and-cost"/>
+    <w:bookmarkEnd w:id="43"/>
+    <w:bookmarkStart w:id="44" w:name="hosting-environments-and-cost"/>
     <w:p>
       <w:pPr>
         <w:pStyle w:val="Heading1"/>
@@ -4084,8 +4279,8 @@
         <w:t xml:space="preserve">, synthetic data), production (from release tags, after the security review).</w:t>
       </w:r>
     </w:p>
-    <w:bookmarkEnd w:id="43"/>
-    <w:bookmarkStart w:id="44" w:name="delivery-process"/>
+    <w:bookmarkEnd w:id="44"/>
+    <w:bookmarkStart w:id="45" w:name="delivery-process"/>
     <w:p>
       <w:pPr>
         <w:pStyle w:val="Heading1"/>
@@ -4098,7 +4293,7 @@
       <w:pPr>
         <w:numPr>
           <w:ilvl w:val="0"/>
-          <w:numId w:val="1010"/>
+          <w:numId w:val="1011"/>
         </w:numPr>
         <w:pStyle w:val="Compact"/>
       </w:pPr>
@@ -4125,7 +4320,7 @@
       <w:pPr>
         <w:numPr>
           <w:ilvl w:val="0"/>
-          <w:numId w:val="1010"/>
+          <w:numId w:val="1011"/>
         </w:numPr>
         <w:pStyle w:val="Compact"/>
       </w:pPr>
@@ -4173,7 +4368,7 @@
       <w:pPr>
         <w:numPr>
           <w:ilvl w:val="0"/>
-          <w:numId w:val="1010"/>
+          <w:numId w:val="1011"/>
         </w:numPr>
         <w:pStyle w:val="Compact"/>
       </w:pPr>
@@ -4181,8 +4376,20 @@
         <w:t xml:space="preserve">GitHub branch protection is configured but not enforced on the free plan for a private repository; GitHub Pro (about US$4 a month) enforces it.</w:t>
       </w:r>
     </w:p>
-    <w:bookmarkEnd w:id="44"/>
-    <w:bookmarkStart w:id="45" w:name="testing-strategy"/>
+    <w:p>
+      <w:pPr>
+        <w:numPr>
+          <w:ilvl w:val="0"/>
+          <w:numId w:val="1011"/>
+        </w:numPr>
+        <w:pStyle w:val="Compact"/>
+      </w:pPr>
+      <w:r>
+        <w:t xml:space="preserve">The PRD and TRD are updated after each merged feature, in a small documentation pull request, with a change log entry.</w:t>
+      </w:r>
+    </w:p>
+    <w:bookmarkEnd w:id="45"/>
+    <w:bookmarkStart w:id="46" w:name="testing-strategy"/>
     <w:p>
       <w:pPr>
         <w:pStyle w:val="Heading1"/>
@@ -4454,8 +4661,8 @@
         </w:tc>
       </w:tr>
     </w:tbl>
-    <w:bookmarkEnd w:id="45"/>
-    <w:bookmarkStart w:id="46" w:name="observability-and-operations"/>
+    <w:bookmarkEnd w:id="46"/>
+    <w:bookmarkStart w:id="47" w:name="observability-and-operations"/>
     <w:p>
       <w:pPr>
         <w:pStyle w:val="Heading1"/>
@@ -4472,8 +4679,8 @@
         <w:t xml:space="preserve">Structured logs without personal data beyond ids; error tracking hosted in Canada or self-hosted; health check endpoint; alerts on job failures, email bounces and sign-in spikes; daily backup restore test in the first month, monthly after.</w:t>
       </w:r>
     </w:p>
-    <w:bookmarkEnd w:id="46"/>
-    <w:bookmarkStart w:id="47" w:name="known-limitations-and-technical-debt"/>
+    <w:bookmarkEnd w:id="47"/>
+    <w:bookmarkStart w:id="48" w:name="known-limitations-and-technical-debt"/>
     <w:p>
       <w:pPr>
         <w:pStyle w:val="Heading1"/>
@@ -4706,8 +4913,8 @@
         </w:tc>
       </w:tr>
     </w:tbl>
-    <w:bookmarkEnd w:id="47"/>
-    <w:bookmarkStart w:id="48" w:name="open-technical-decisions"/>
+    <w:bookmarkEnd w:id="48"/>
+    <w:bookmarkStart w:id="49" w:name="open-technical-decisions"/>
     <w:p>
       <w:pPr>
         <w:pStyle w:val="Heading1"/>
@@ -4942,19 +5149,46 @@
               <w:jc w:val="left"/>
             </w:pPr>
             <w:r>
-              <w:t xml:space="preserve">Work schedules for part-time staff (PRD D3)</w:t>
-            </w:r>
-          </w:p>
-        </w:tc>
-        <w:tc>
-          <w:tcPr/>
-          <w:p>
-            <w:pPr>
-              <w:pStyle w:val="Compact"/>
-              <w:jc w:val="left"/>
-            </w:pPr>
-            <w:r>
-              <w:t xml:space="preserve">Include in v1: work days and hours per day per person</w:t>
+              <w:rPr>
+                <w:strike/>
+              </w:rPr>
+              <w:t xml:space="preserve">Work schedules for part-time staff</w:t>
+            </w:r>
+          </w:p>
+        </w:tc>
+        <w:tc>
+          <w:tcPr/>
+          <w:p>
+            <w:pPr>
+              <w:pStyle w:val="Compact"/>
+              <w:jc w:val="left"/>
+            </w:pPr>
+            <w:r>
+              <w:t xml:space="preserve">Resolved: built as</w:t>
+            </w:r>
+            <w:r>
+              <w:t xml:space="preserve"> </w:t>
+            </w:r>
+            <w:r>
+              <w:rPr>
+                <w:rStyle w:val="VerbatimChar"/>
+              </w:rPr>
+              <w:t xml:space="preserve">people.work_days</w:t>
+            </w:r>
+            <w:r>
+              <w:t xml:space="preserve"> </w:t>
+            </w:r>
+            <w:r>
+              <w:t xml:space="preserve">and</w:t>
+            </w:r>
+            <w:r>
+              <w:t xml:space="preserve"> </w:t>
+            </w:r>
+            <w:r>
+              <w:rPr>
+                <w:rStyle w:val="VerbatimChar"/>
+              </w:rPr>
+              <w:t xml:space="preserve">people.hours_per_day</w:t>
             </w:r>
           </w:p>
         </w:tc>
@@ -4980,26 +5214,41 @@
               <w:jc w:val="left"/>
             </w:pPr>
             <w:r>
-              <w:t xml:space="preserve">Company time zone (PRD D4)</w:t>
-            </w:r>
-          </w:p>
-        </w:tc>
-        <w:tc>
-          <w:tcPr/>
-          <w:p>
-            <w:pPr>
-              <w:pStyle w:val="Compact"/>
-              <w:jc w:val="left"/>
-            </w:pPr>
-            <w:r>
-              <w:t xml:space="preserve">One per company</w:t>
+              <w:rPr>
+                <w:strike/>
+              </w:rPr>
+              <w:t xml:space="preserve">Company time zone</w:t>
+            </w:r>
+          </w:p>
+        </w:tc>
+        <w:tc>
+          <w:tcPr/>
+          <w:p>
+            <w:pPr>
+              <w:pStyle w:val="Compact"/>
+              <w:jc w:val="left"/>
+            </w:pPr>
+            <w:r>
+              <w:t xml:space="preserve">Resolved: built as</w:t>
+            </w:r>
+            <w:r>
+              <w:t xml:space="preserve"> </w:t>
+            </w:r>
+            <w:r>
+              <w:rPr>
+                <w:rStyle w:val="VerbatimChar"/>
+              </w:rPr>
+              <w:t xml:space="preserve">tenant_settings.time_zone</w:t>
+            </w:r>
+            <w:r>
+              <w:t xml:space="preserve">; per-person zone in v1.1 (section 10.1)</w:t>
             </w:r>
           </w:p>
         </w:tc>
       </w:tr>
     </w:tbl>
-    <w:bookmarkEnd w:id="48"/>
-    <w:bookmarkStart w:id="49" w:name="traceability"/>
+    <w:bookmarkEnd w:id="49"/>
+    <w:bookmarkStart w:id="50" w:name="traceability"/>
     <w:p>
       <w:pPr>
         <w:pStyle w:val="Heading1"/>
@@ -5205,19 +5454,19 @@
               <w:jc w:val="left"/>
             </w:pPr>
             <w:r>
-              <w:t xml:space="preserve">FR-60 to FR-63</w:t>
-            </w:r>
-          </w:p>
-        </w:tc>
-        <w:tc>
-          <w:tcPr/>
-          <w:p>
-            <w:pPr>
-              <w:pStyle w:val="Compact"/>
-              <w:jc w:val="left"/>
-            </w:pPr>
-            <w:r>
-              <w:t xml:space="preserve">10</w:t>
+              <w:t xml:space="preserve">FR-60 to FR-64</w:t>
+            </w:r>
+          </w:p>
+        </w:tc>
+        <w:tc>
+          <w:tcPr/>
+          <w:p>
+            <w:pPr>
+              <w:pStyle w:val="Compact"/>
+              <w:jc w:val="left"/>
+            </w:pPr>
+            <w:r>
+              <w:t xml:space="preserve">10, 10.1</w:t>
             </w:r>
           </w:p>
         </w:tc>
@@ -5353,7 +5602,185 @@
         </w:tc>
       </w:tr>
     </w:tbl>
-    <w:bookmarkEnd w:id="49"/>
+    <w:bookmarkEnd w:id="50"/>
+    <w:bookmarkStart w:id="51" w:name="change-log"/>
+    <w:p>
+      <w:pPr>
+        <w:pStyle w:val="Heading1"/>
+      </w:pPr>
+      <w:r>
+        <w:t xml:space="preserve">22. Change log</w:t>
+      </w:r>
+    </w:p>
+    <w:tbl>
+      <w:tblPr>
+        <w:tblStyle w:val="Table"/>
+        <w:tblW w:type="pct" w:w="5000"/>
+        <w:tblLook w:firstRow="1" w:lastRow="0" w:firstColumn="0" w:lastColumn="0" w:noHBand="0" w:noVBand="0" w:val="0020"/>
+        <w:jc w:val="start"/>
+        <w:tblBorders>
+          <w:top w:val="single" w:sz="4" w:color="B8C7D9"/>
+          <w:left w:val="single" w:sz="4" w:color="B8C7D9"/>
+          <w:bottom w:val="single" w:sz="4" w:color="B8C7D9"/>
+          <w:right w:val="single" w:sz="4" w:color="B8C7D9"/>
+          <w:insideH w:val="single" w:sz="4" w:color="B8C7D9"/>
+          <w:insideV w:val="single" w:sz="4" w:color="B8C7D9"/>
+        </w:tblBorders>
+      </w:tblPr>
+      <w:tblGrid>
+        <w:gridCol w:w="1320"/>
+        <w:gridCol w:w="1320"/>
+        <w:gridCol w:w="5280"/>
+      </w:tblGrid>
+      <w:tr>
+        <w:trPr>
+          <w:tblHeader w:val="true"/>
+        </w:trPr>
+        <w:tc>
+          <w:tcPr>
+            <w:shd w:val="clear" w:fill="E8EEF6"/>
+          </w:tcPr>
+          <w:p>
+            <w:pPr>
+              <w:pStyle w:val="Compact"/>
+              <w:jc w:val="left"/>
+            </w:pPr>
+            <w:r>
+              <w:rPr>
+                <w:b/>
+              </w:rPr>
+              <w:t xml:space="preserve">Version</w:t>
+            </w:r>
+          </w:p>
+        </w:tc>
+        <w:tc>
+          <w:tcPr>
+            <w:shd w:val="clear" w:fill="E8EEF6"/>
+          </w:tcPr>
+          <w:p>
+            <w:pPr>
+              <w:pStyle w:val="Compact"/>
+              <w:jc w:val="left"/>
+            </w:pPr>
+            <w:r>
+              <w:rPr>
+                <w:b/>
+              </w:rPr>
+              <w:t xml:space="preserve">Date</w:t>
+            </w:r>
+          </w:p>
+        </w:tc>
+        <w:tc>
+          <w:tcPr>
+            <w:shd w:val="clear" w:fill="E8EEF6"/>
+          </w:tcPr>
+          <w:p>
+            <w:pPr>
+              <w:pStyle w:val="Compact"/>
+              <w:jc w:val="left"/>
+            </w:pPr>
+            <w:r>
+              <w:rPr>
+                <w:b/>
+              </w:rPr>
+              <w:t xml:space="preserve">Changes</w:t>
+            </w:r>
+          </w:p>
+        </w:tc>
+      </w:tr>
+      <w:tr>
+        <w:tc>
+          <w:tcPr/>
+          <w:p>
+            <w:pPr>
+              <w:pStyle w:val="Compact"/>
+              <w:jc w:val="left"/>
+            </w:pPr>
+            <w:r>
+              <w:t xml:space="preserve">1.0</w:t>
+            </w:r>
+          </w:p>
+        </w:tc>
+        <w:tc>
+          <w:tcPr/>
+          <w:p>
+            <w:pPr>
+              <w:pStyle w:val="Compact"/>
+              <w:jc w:val="left"/>
+            </w:pPr>
+            <w:r>
+              <w:t xml:space="preserve">23 Oct 2026</w:t>
+            </w:r>
+          </w:p>
+        </w:tc>
+        <w:tc>
+          <w:tcPr/>
+          <w:p>
+            <w:pPr>
+              <w:pStyle w:val="Compact"/>
+              <w:jc w:val="left"/>
+            </w:pPr>
+            <w:r>
+              <w:t xml:space="preserve">First full scope.</w:t>
+            </w:r>
+          </w:p>
+        </w:tc>
+      </w:tr>
+      <w:tr>
+        <w:tc>
+          <w:tcPr/>
+          <w:p>
+            <w:pPr>
+              <w:pStyle w:val="Compact"/>
+              <w:jc w:val="left"/>
+            </w:pPr>
+            <w:r>
+              <w:t xml:space="preserve">1.1</w:t>
+            </w:r>
+          </w:p>
+        </w:tc>
+        <w:tc>
+          <w:tcPr/>
+          <w:p>
+            <w:pPr>
+              <w:pStyle w:val="Compact"/>
+              <w:jc w:val="left"/>
+            </w:pPr>
+            <w:r>
+              <w:t xml:space="preserve">23 Oct 2026</w:t>
+            </w:r>
+          </w:p>
+        </w:tc>
+        <w:tc>
+          <w:tcPr/>
+          <w:p>
+            <w:pPr>
+              <w:pStyle w:val="Compact"/>
+              <w:jc w:val="left"/>
+            </w:pPr>
+            <w:r>
+              <w:t xml:space="preserve">Migration 004 built (company settings, teams, locations, secondary managers, employee number, work days and hours per day). Added section 10.1 on time zones and</w:t>
+            </w:r>
+            <w:r>
+              <w:t xml:space="preserve"> </w:t>
+            </w:r>
+            <w:r>
+              <w:rPr>
+                <w:rStyle w:val="VerbatimChar"/>
+              </w:rPr>
+              <w:t xml:space="preserve">requester_time_zone</w:t>
+            </w:r>
+            <w:r>
+              <w:t xml:space="preserve"> </w:t>
+            </w:r>
+            <w:r>
+              <w:t xml:space="preserve">on requests. T4 and T5 resolved. Documentation updated after each merged feature.</w:t>
+            </w:r>
+          </w:p>
+        </w:tc>
+      </w:tr>
+    </w:tbl>
+    <w:bookmarkEnd w:id="51"/>
     <w:sectPr/>
   </w:body>
 </w:document>
@@ -5679,6 +6106,9 @@
     <w:abstractNumId w:val="991"/>
   </w:num>
   <w:num w:numId="1010">
+    <w:abstractNumId w:val="991"/>
+  </w:num>
+  <w:num w:numId="1011">
     <w:abstractNumId w:val="991"/>
   </w:num>
 </w:numbering>

--- a/docs/files/AAS_Time_Off_Planner_TRD.docx
+++ b/docs/files/AAS_Time_Off_Planner_TRD.docx
@@ -57,7 +57,7 @@
         <w:t xml:space="preserve"> </w:t>
       </w:r>
       <w:r>
-        <w:t xml:space="preserve">1.1</w:t>
+        <w:t xml:space="preserve">1.2</w:t>
       </w:r>
     </w:p>
     <w:p>
@@ -194,7 +194,7 @@
               <w:jc w:val="left"/>
             </w:pPr>
             <w:r>
-              <w:t xml:space="preserve">1.1 (see change log, section 22)</w:t>
+              <w:t xml:space="preserve">1.2 (see change log, section 22)</w:t>
             </w:r>
           </w:p>
         </w:tc>
@@ -313,7 +313,7 @@
               <w:jc w:val="left"/>
             </w:pPr>
             <w:r>
-              <w:t xml:space="preserve">Migrations 001 to 004: companies, people, audit log, company data separation, email sign-in, sessions, roles, platform owner sign-in, two-step sign-in, people management, company settings. 70 automated tests.</w:t>
+              <w:t xml:space="preserve">Migrations 001 to 005: companies, people, audit log, company data separation, email sign-in, sessions, roles, platform owner sign-in, two-step sign-in, people management, company settings, bulk import of people. 84 automated tests.</w:t>
             </w:r>
           </w:p>
         </w:tc>
@@ -1531,13 +1531,13 @@
         <w:t xml:space="preserve">5. Data model</w:t>
       </w:r>
     </w:p>
-    <w:bookmarkStart w:id="27" w:name="built-migrations-001-to-004"/>
+    <w:bookmarkStart w:id="27" w:name="built-migrations-001-to-005"/>
     <w:p>
       <w:pPr>
         <w:pStyle w:val="Heading2"/>
       </w:pPr>
       <w:r>
-        <w:t xml:space="preserve">5.1 Built (migrations 001 to 004)</w:t>
+        <w:t xml:space="preserve">5.1 Built (migrations 001 to 005)</w:t>
       </w:r>
     </w:p>
     <w:tbl>
@@ -1866,6 +1866,47 @@
               <w:rPr>
                 <w:rStyle w:val="VerbatimChar"/>
               </w:rPr>
+              <w:t xml:space="preserve">import_batches</w:t>
+            </w:r>
+          </w:p>
+        </w:tc>
+        <w:tc>
+          <w:tcPr/>
+          <w:p>
+            <w:pPr>
+              <w:pStyle w:val="Compact"/>
+              <w:jc w:val="left"/>
+            </w:pPr>
+            <w:r>
+              <w:t xml:space="preserve">Bulk import staging</w:t>
+            </w:r>
+          </w:p>
+        </w:tc>
+        <w:tc>
+          <w:tcPr/>
+          <w:p>
+            <w:pPr>
+              <w:pStyle w:val="Compact"/>
+              <w:jc w:val="left"/>
+            </w:pPr>
+            <w:r>
+              <w:t xml:space="preserve">Parsed file rows (JSON), created_by (must be an HR admin of the same company), expires after one hour, used once, under row-level security</w:t>
+            </w:r>
+          </w:p>
+        </w:tc>
+      </w:tr>
+      <w:tr>
+        <w:tc>
+          <w:tcPr/>
+          <w:p>
+            <w:pPr>
+              <w:pStyle w:val="Compact"/>
+              <w:jc w:val="left"/>
+            </w:pPr>
+            <w:r>
+              <w:rPr>
+                <w:rStyle w:val="VerbatimChar"/>
+              </w:rPr>
               <w:t xml:space="preserve">audit_log</w:t>
             </w:r>
           </w:p>
@@ -2199,35 +2240,6 @@
             </w:pPr>
             <w:r>
               <w:t xml:space="preserve">Retention, sign-in methods allowed, allowed email domains</w:t>
-            </w:r>
-          </w:p>
-        </w:tc>
-      </w:tr>
-      <w:tr>
-        <w:tc>
-          <w:tcPr/>
-          <w:p>
-            <w:pPr>
-              <w:pStyle w:val="Compact"/>
-              <w:jc w:val="left"/>
-            </w:pPr>
-            <w:r>
-              <w:rPr>
-                <w:rStyle w:val="VerbatimChar"/>
-              </w:rPr>
-              <w:t xml:space="preserve">import_batches</w:t>
-            </w:r>
-          </w:p>
-        </w:tc>
-        <w:tc>
-          <w:tcPr/>
-          <w:p>
-            <w:pPr>
-              <w:pStyle w:val="Compact"/>
-              <w:jc w:val="left"/>
-            </w:pPr>
-            <w:r>
-              <w:t xml:space="preserve">Parsed bulk-import files awaiting confirmation, expiring after one hour</w:t>
             </w:r>
           </w:p>
         </w:tc>
@@ -4388,6 +4400,30 @@
         <w:t xml:space="preserve">The PRD and TRD are updated after each merged feature, in a small documentation pull request, with a change log entry.</w:t>
       </w:r>
     </w:p>
+    <w:p>
+      <w:pPr>
+        <w:numPr>
+          <w:ilvl w:val="0"/>
+          <w:numId w:val="1011"/>
+        </w:numPr>
+        <w:pStyle w:val="Compact"/>
+      </w:pPr>
+      <w:r>
+        <w:t xml:space="preserve">Model delegation: simpler, low-complexity tasks (documentation, status updates, standard screens) go to lower AI models and are reviewed by the orchestrating session before a pull request; the owner is asked before escalating to a higher model for complex or high-risk work (accrual and statutory logic, approvals, sign-in, data separation). See</w:t>
+      </w:r>
+      <w:r>
+        <w:t xml:space="preserve"> </w:t>
+      </w:r>
+      <w:r>
+        <w:rPr>
+          <w:rStyle w:val="VerbatimChar"/>
+        </w:rPr>
+        <w:t xml:space="preserve">CLAUDE.md</w:t>
+      </w:r>
+      <w:r>
+        <w:t xml:space="preserve">.</w:t>
+      </w:r>
+    </w:p>
     <w:bookmarkEnd w:id="45"/>
     <w:bookmarkStart w:id="46" w:name="testing-strategy"/>
     <w:p>
@@ -5775,6 +5811,44 @@
             </w:r>
             <w:r>
               <w:t xml:space="preserve">on requests. T4 and T5 resolved. Documentation updated after each merged feature.</w:t>
+            </w:r>
+          </w:p>
+        </w:tc>
+      </w:tr>
+      <w:tr>
+        <w:tc>
+          <w:tcPr/>
+          <w:p>
+            <w:pPr>
+              <w:pStyle w:val="Compact"/>
+              <w:jc w:val="left"/>
+            </w:pPr>
+            <w:r>
+              <w:t xml:space="preserve">1.2</w:t>
+            </w:r>
+          </w:p>
+        </w:tc>
+        <w:tc>
+          <w:tcPr/>
+          <w:p>
+            <w:pPr>
+              <w:pStyle w:val="Compact"/>
+              <w:jc w:val="left"/>
+            </w:pPr>
+            <w:r>
+              <w:t xml:space="preserve">23 Oct 2026</w:t>
+            </w:r>
+          </w:p>
+        </w:tc>
+        <w:tc>
+          <w:tcPr/>
+          <w:p>
+            <w:pPr>
+              <w:pStyle w:val="Compact"/>
+              <w:jc w:val="left"/>
+            </w:pPr>
+            <w:r>
+              <w:t xml:space="preserve">Migration 005 (import_batches) built for bulk import of people. Model delegation rule added to the delivery process.</w:t>
             </w:r>
           </w:p>
         </w:tc>

--- a/docs/files/AAS_Time_Off_Planner_TRD.docx
+++ b/docs/files/AAS_Time_Off_Planner_TRD.docx
@@ -57,7 +57,7 @@
         <w:t xml:space="preserve"> </w:t>
       </w:r>
       <w:r>
-        <w:t xml:space="preserve">1.2</w:t>
+        <w:t xml:space="preserve">1.3</w:t>
       </w:r>
     </w:p>
     <w:p>
@@ -194,7 +194,7 @@
               <w:jc w:val="left"/>
             </w:pPr>
             <w:r>
-              <w:t xml:space="preserve">1.2 (see change log, section 22)</w:t>
+              <w:t xml:space="preserve">1.3 (see change log, section 22)</w:t>
             </w:r>
           </w:p>
         </w:tc>
@@ -246,7 +246,7 @@
               <w:jc w:val="left"/>
             </w:pPr>
             <w:r>
-              <w:t xml:space="preserve">Product Requirements Document (PRD) v1.0; requirement IDs FR- and NFR- refer to it</w:t>
+              <w:t xml:space="preserve">Product Requirements Document (PRD) v1.3; requirement IDs FR- and NFR- refer to it</w:t>
             </w:r>
           </w:p>
         </w:tc>
@@ -313,7 +313,7 @@
               <w:jc w:val="left"/>
             </w:pPr>
             <w:r>
-              <w:t xml:space="preserve">Migrations 001 to 005: companies, people, audit log, company data separation, email sign-in, sessions, roles, platform owner sign-in, two-step sign-in, people management, company settings, bulk import of people. 84 automated tests.</w:t>
+              <w:t xml:space="preserve">Migrations 001 to 006: companies, people, audit log, company data separation, email sign-in, sessions, roles, platform owner sign-in, two-step sign-in, people management, company settings, bulk import of people, time off plans, accrual ledger, statutory reference rules, balances. 124 automated tests.</w:t>
             </w:r>
           </w:p>
         </w:tc>
@@ -1531,13 +1531,13 @@
         <w:t xml:space="preserve">5. Data model</w:t>
       </w:r>
     </w:p>
-    <w:bookmarkStart w:id="27" w:name="built-migrations-001-to-005"/>
+    <w:bookmarkStart w:id="27" w:name="built-migrations-001-to-006"/>
     <w:p>
       <w:pPr>
         <w:pStyle w:val="Heading2"/>
       </w:pPr>
       <w:r>
-        <w:t xml:space="preserve">5.1 Built (migrations 001 to 005)</w:t>
+        <w:t xml:space="preserve">5.1 Built (migrations 001 to 006)</w:t>
       </w:r>
     </w:p>
     <w:tbl>
@@ -1556,9 +1556,9 @@
         </w:tblBorders>
       </w:tblPr>
       <w:tblGrid>
-        <w:gridCol w:w="3221"/>
-        <w:gridCol w:w="1476"/>
-        <w:gridCol w:w="3221"/>
+        <w:gridCol w:w="2640"/>
+        <w:gridCol w:w="2640"/>
+        <w:gridCol w:w="2640"/>
       </w:tblGrid>
       <w:tr>
         <w:trPr>
@@ -2136,6 +2136,220 @@
                 <w:rStyle w:val="VerbatimChar"/>
               </w:rPr>
               <w:t xml:space="preserve">aas_platform</w:t>
+            </w:r>
+          </w:p>
+        </w:tc>
+      </w:tr>
+      <w:tr>
+        <w:tc>
+          <w:tcPr/>
+          <w:p>
+            <w:pPr>
+              <w:pStyle w:val="Compact"/>
+              <w:jc w:val="left"/>
+            </w:pPr>
+            <w:r>
+              <w:rPr>
+                <w:rStyle w:val="VerbatimChar"/>
+              </w:rPr>
+              <w:t xml:space="preserve">plans</w:t>
+            </w:r>
+          </w:p>
+        </w:tc>
+        <w:tc>
+          <w:tcPr/>
+          <w:p>
+            <w:pPr>
+              <w:pStyle w:val="Compact"/>
+              <w:jc w:val="left"/>
+            </w:pPr>
+            <w:r>
+              <w:t xml:space="preserve">Time off plans</w:t>
+            </w:r>
+          </w:p>
+        </w:tc>
+        <w:tc>
+          <w:tcPr/>
+          <w:p>
+            <w:pPr>
+              <w:pStyle w:val="Compact"/>
+              <w:jc w:val="left"/>
+            </w:pPr>
+            <w:r>
+              <w:t xml:space="preserve">category, unit (days or hours), accrual method and timing, plan year start, proration and rounding, carryover rule, cap, expiry, maximum balance, approval and privacy settings. Name unique per company ignoring case</w:t>
+            </w:r>
+          </w:p>
+        </w:tc>
+      </w:tr>
+      <w:tr>
+        <w:tc>
+          <w:tcPr/>
+          <w:p>
+            <w:pPr>
+              <w:pStyle w:val="Compact"/>
+              <w:jc w:val="left"/>
+            </w:pPr>
+            <w:r>
+              <w:rPr>
+                <w:rStyle w:val="VerbatimChar"/>
+              </w:rPr>
+              <w:t xml:space="preserve">plan_levels</w:t>
+            </w:r>
+          </w:p>
+        </w:tc>
+        <w:tc>
+          <w:tcPr/>
+          <w:p>
+            <w:pPr>
+              <w:pStyle w:val="Compact"/>
+              <w:jc w:val="left"/>
+            </w:pPr>
+            <w:r>
+              <w:t xml:space="preserve">Levels per plan</w:t>
+            </w:r>
+          </w:p>
+        </w:tc>
+        <w:tc>
+          <w:tcPr/>
+          <w:p>
+            <w:pPr>
+              <w:pStyle w:val="Compact"/>
+              <w:jc w:val="left"/>
+            </w:pPr>
+            <w:r>
+              <w:t xml:space="preserve">annual amount in the plan’s unit, tenure tiers as JSON</w:t>
+            </w:r>
+            <w:r>
+              <w:t xml:space="preserve"> </w:t>
+            </w:r>
+            <w:r>
+              <w:rPr>
+                <w:rStyle w:val="VerbatimChar"/>
+              </w:rPr>
+              <w:t xml:space="preserve">[{years, amount}]</w:t>
+            </w:r>
+          </w:p>
+        </w:tc>
+      </w:tr>
+      <w:tr>
+        <w:tc>
+          <w:tcPr/>
+          <w:p>
+            <w:pPr>
+              <w:pStyle w:val="Compact"/>
+              <w:jc w:val="left"/>
+            </w:pPr>
+            <w:r>
+              <w:rPr>
+                <w:rStyle w:val="VerbatimChar"/>
+              </w:rPr>
+              <w:t xml:space="preserve">plan_assignments</w:t>
+            </w:r>
+          </w:p>
+        </w:tc>
+        <w:tc>
+          <w:tcPr/>
+          <w:p>
+            <w:pPr>
+              <w:pStyle w:val="Compact"/>
+              <w:jc w:val="left"/>
+            </w:pPr>
+            <w:r>
+              <w:t xml:space="preserve">One level per person per plan at a time</w:t>
+            </w:r>
+          </w:p>
+        </w:tc>
+        <w:tc>
+          <w:tcPr/>
+          <w:p>
+            <w:pPr>
+              <w:pStyle w:val="Compact"/>
+              <w:jc w:val="left"/>
+            </w:pPr>
+            <w:r>
+              <w:t xml:space="preserve">effective_from, effective_to (exclusive, null for open)</w:t>
+            </w:r>
+          </w:p>
+        </w:tc>
+      </w:tr>
+      <w:tr>
+        <w:tc>
+          <w:tcPr/>
+          <w:p>
+            <w:pPr>
+              <w:pStyle w:val="Compact"/>
+              <w:jc w:val="left"/>
+            </w:pPr>
+            <w:r>
+              <w:rPr>
+                <w:rStyle w:val="VerbatimChar"/>
+              </w:rPr>
+              <w:t xml:space="preserve">accrual_ledger</w:t>
+            </w:r>
+          </w:p>
+        </w:tc>
+        <w:tc>
+          <w:tcPr/>
+          <w:p>
+            <w:pPr>
+              <w:pStyle w:val="Compact"/>
+              <w:jc w:val="left"/>
+            </w:pPr>
+            <w:r>
+              <w:t xml:space="preserve">Every balance movement</w:t>
+            </w:r>
+          </w:p>
+        </w:tc>
+        <w:tc>
+          <w:tcPr/>
+          <w:p>
+            <w:pPr>
+              <w:pStyle w:val="Compact"/>
+              <w:jc w:val="left"/>
+            </w:pPr>
+            <w:r>
+              <w:t xml:space="preserve">effective_date, plan_year, kind, amount, unique source_key per company, reason, rule_ref. Append-only: the app role has select and insert only</w:t>
+            </w:r>
+          </w:p>
+        </w:tc>
+      </w:tr>
+      <w:tr>
+        <w:tc>
+          <w:tcPr/>
+          <w:p>
+            <w:pPr>
+              <w:pStyle w:val="Compact"/>
+              <w:jc w:val="left"/>
+            </w:pPr>
+            <w:r>
+              <w:rPr>
+                <w:rStyle w:val="VerbatimChar"/>
+              </w:rPr>
+              <w:t xml:space="preserve">jurisdiction_rules</w:t>
+            </w:r>
+          </w:p>
+        </w:tc>
+        <w:tc>
+          <w:tcPr/>
+          <w:p>
+            <w:pPr>
+              <w:pStyle w:val="Compact"/>
+              <w:jc w:val="left"/>
+            </w:pPr>
+            <w:r>
+              <w:t xml:space="preserve">Statutory reference data, not company data (no tenant_id)</w:t>
+            </w:r>
+          </w:p>
+        </w:tc>
+        <w:tc>
+          <w:tcPr/>
+          <w:p>
+            <w:pPr>
+              <w:pStyle w:val="Compact"/>
+              <w:jc w:val="left"/>
+            </w:pPr>
+            <w:r>
+              <w:t xml:space="preserve">jurisdiction, rule kind (min_entitlement, no_forfeit, forfeit_conditional), years of service, amount in weeks, effective_from, verified flag</w:t>
             </w:r>
           </w:p>
         </w:tc>
@@ -2256,117 +2470,6 @@
               <w:rPr>
                 <w:rStyle w:val="VerbatimChar"/>
               </w:rPr>
-              <w:t xml:space="preserve">plans</w:t>
-            </w:r>
-            <w:r>
-              <w:t xml:space="preserve">,</w:t>
-            </w:r>
-            <w:r>
-              <w:t xml:space="preserve"> </w:t>
-            </w:r>
-            <w:r>
-              <w:rPr>
-                <w:rStyle w:val="VerbatimChar"/>
-              </w:rPr>
-              <w:t xml:space="preserve">plan_levels</w:t>
-            </w:r>
-            <w:r>
-              <w:t xml:space="preserve">,</w:t>
-            </w:r>
-            <w:r>
-              <w:t xml:space="preserve"> </w:t>
-            </w:r>
-            <w:r>
-              <w:rPr>
-                <w:rStyle w:val="VerbatimChar"/>
-              </w:rPr>
-              <w:t xml:space="preserve">plan_assignments</w:t>
-            </w:r>
-          </w:p>
-        </w:tc>
-        <w:tc>
-          <w:tcPr/>
-          <w:p>
-            <w:pPr>
-              <w:pStyle w:val="Compact"/>
-              <w:jc w:val="left"/>
-            </w:pPr>
-            <w:r>
-              <w:t xml:space="preserve">Plans, levels with days per year, one level per person per plan, effective dates</w:t>
-            </w:r>
-          </w:p>
-        </w:tc>
-      </w:tr>
-      <w:tr>
-        <w:tc>
-          <w:tcPr/>
-          <w:p>
-            <w:pPr>
-              <w:pStyle w:val="Compact"/>
-              <w:jc w:val="left"/>
-            </w:pPr>
-            <w:r>
-              <w:rPr>
-                <w:rStyle w:val="VerbatimChar"/>
-              </w:rPr>
-              <w:t xml:space="preserve">accrual_ledger</w:t>
-            </w:r>
-          </w:p>
-        </w:tc>
-        <w:tc>
-          <w:tcPr/>
-          <w:p>
-            <w:pPr>
-              <w:pStyle w:val="Compact"/>
-              <w:jc w:val="left"/>
-            </w:pPr>
-            <w:r>
-              <w:t xml:space="preserve">Every credit and debit as a row: grant, accrual, proration, carryover, forfeiture, override, adjustment, booking. Balances are sums, never stored totals, so every number can be explained.</w:t>
-            </w:r>
-          </w:p>
-        </w:tc>
-      </w:tr>
-      <w:tr>
-        <w:tc>
-          <w:tcPr/>
-          <w:p>
-            <w:pPr>
-              <w:pStyle w:val="Compact"/>
-              <w:jc w:val="left"/>
-            </w:pPr>
-            <w:r>
-              <w:rPr>
-                <w:rStyle w:val="VerbatimChar"/>
-              </w:rPr>
-              <w:t xml:space="preserve">jurisdiction_rules</w:t>
-            </w:r>
-          </w:p>
-        </w:tc>
-        <w:tc>
-          <w:tcPr/>
-          <w:p>
-            <w:pPr>
-              <w:pStyle w:val="Compact"/>
-              <w:jc w:val="left"/>
-            </w:pPr>
-            <w:r>
-              <w:t xml:space="preserve">Versioned, dated statutory rules: minimum entitlement by years of service, forfeiture rule, sick leave minimums and caps, by province, state and city</w:t>
-            </w:r>
-          </w:p>
-        </w:tc>
-      </w:tr>
-      <w:tr>
-        <w:tc>
-          <w:tcPr/>
-          <w:p>
-            <w:pPr>
-              <w:pStyle w:val="Compact"/>
-              <w:jc w:val="left"/>
-            </w:pPr>
-            <w:r>
-              <w:rPr>
-                <w:rStyle w:val="VerbatimChar"/>
-              </w:rPr>
               <w:t xml:space="preserve">holidays</w:t>
             </w:r>
           </w:p>
@@ -3007,13 +3110,13 @@
     </w:p>
     <w:bookmarkEnd w:id="34"/>
     <w:bookmarkEnd w:id="35"/>
-    <w:bookmarkStart w:id="36" w:name="accrual-engine-fr-30-to-fr-42"/>
+    <w:bookmarkStart w:id="36" w:name="accrual-engine-fr-30-to-fr-43"/>
     <w:p>
       <w:pPr>
         <w:pStyle w:val="Heading1"/>
       </w:pPr>
       <w:r>
-        <w:t xml:space="preserve">8. Accrual engine (FR-30 to FR-42)</w:t>
+        <w:t xml:space="preserve">8. Accrual engine (FR-30 to FR-43)</w:t>
       </w:r>
     </w:p>
     <w:p>
@@ -3025,7 +3128,7 @@
         <w:pStyle w:val="Compact"/>
       </w:pPr>
       <w:r>
-        <w:t xml:space="preserve">Ledger-based: every balance movement is a dated row in</w:t>
+        <w:t xml:space="preserve">Built in</w:t>
       </w:r>
       <w:r>
         <w:t xml:space="preserve"> </w:t>
@@ -3034,10 +3137,70 @@
         <w:rPr>
           <w:rStyle w:val="VerbatimChar"/>
         </w:rPr>
-        <w:t xml:space="preserve">accrual_ledger</w:t>
-      </w:r>
-      <w:r>
-        <w:t xml:space="preserve">. A balance at any date is the sum of rows up to that date plus projected future accruals. Reports and the request form use the same function.</w:t>
+        <w:t xml:space="preserve">app/src/lib/accrual/</w:t>
+      </w:r>
+      <w:r>
+        <w:t xml:space="preserve">:</w:t>
+      </w:r>
+      <w:r>
+        <w:t xml:space="preserve"> </w:t>
+      </w:r>
+      <w:r>
+        <w:rPr>
+          <w:rStyle w:val="VerbatimChar"/>
+        </w:rPr>
+        <w:t xml:space="preserve">dates.ts</w:t>
+      </w:r>
+      <w:r>
+        <w:t xml:space="preserve"> </w:t>
+      </w:r>
+      <w:r>
+        <w:t xml:space="preserve">(calendar dates),</w:t>
+      </w:r>
+      <w:r>
+        <w:t xml:space="preserve"> </w:t>
+      </w:r>
+      <w:r>
+        <w:rPr>
+          <w:rStyle w:val="VerbatimChar"/>
+        </w:rPr>
+        <w:t xml:space="preserve">rules.ts</w:t>
+      </w:r>
+      <w:r>
+        <w:t xml:space="preserve"> </w:t>
+      </w:r>
+      <w:r>
+        <w:t xml:space="preserve">(statutory rules),</w:t>
+      </w:r>
+      <w:r>
+        <w:t xml:space="preserve"> </w:t>
+      </w:r>
+      <w:r>
+        <w:rPr>
+          <w:rStyle w:val="VerbatimChar"/>
+        </w:rPr>
+        <w:t xml:space="preserve">schedule.ts</w:t>
+      </w:r>
+      <w:r>
+        <w:t xml:space="preserve"> </w:t>
+      </w:r>
+      <w:r>
+        <w:t xml:space="preserve">(pure engine with no database access),</w:t>
+      </w:r>
+      <w:r>
+        <w:t xml:space="preserve"> </w:t>
+      </w:r>
+      <w:r>
+        <w:rPr>
+          <w:rStyle w:val="VerbatimChar"/>
+        </w:rPr>
+        <w:t xml:space="preserve">post.ts</w:t>
+      </w:r>
+      <w:r>
+        <w:t xml:space="preserve"> </w:t>
+      </w:r>
+      <w:r>
+        <w:t xml:space="preserve">(loading, posting and balances).</w:t>
       </w:r>
     </w:p>
     <w:p>
@@ -3049,7 +3212,43 @@
         <w:pStyle w:val="Compact"/>
       </w:pPr>
       <w:r>
-        <w:t xml:space="preserve">Accrual job runs nightly per company at 01:00 company time and is idempotent (each row has a unique key per person, plan, period and kind), so reruns never double-credit.</w:t>
+        <w:t xml:space="preserve">Ledger-based: every balance movement is a dated row in</w:t>
+      </w:r>
+      <w:r>
+        <w:t xml:space="preserve"> </w:t>
+      </w:r>
+      <w:r>
+        <w:rPr>
+          <w:rStyle w:val="VerbatimChar"/>
+        </w:rPr>
+        <w:t xml:space="preserve">accrual_ledger</w:t>
+      </w:r>
+      <w:r>
+        <w:t xml:space="preserve">. A balance on a date is the sum of rows on or before it. Each row has a deterministic</w:t>
+      </w:r>
+      <w:r>
+        <w:t xml:space="preserve"> </w:t>
+      </w:r>
+      <w:r>
+        <w:rPr>
+          <w:rStyle w:val="VerbatimChar"/>
+        </w:rPr>
+        <w:t xml:space="preserve">source_key</w:t>
+      </w:r>
+      <w:r>
+        <w:t xml:space="preserve">, and posting uses</w:t>
+      </w:r>
+      <w:r>
+        <w:t xml:space="preserve"> </w:t>
+      </w:r>
+      <w:r>
+        <w:rPr>
+          <w:rStyle w:val="VerbatimChar"/>
+        </w:rPr>
+        <w:t xml:space="preserve">on conflict do nothing</w:t>
+      </w:r>
+      <w:r>
+        <w:t xml:space="preserve">, so reruns never double-credit.</w:t>
       </w:r>
     </w:p>
     <w:p>
@@ -3061,7 +3260,7 @@
         <w:pStyle w:val="Compact"/>
       </w:pPr>
       <w:r>
-        <w:t xml:space="preserve">Proration: remaining months including the start month if the start date is on or before the 15th; rounded per plan (default nearest half day; hours plans to 0.25 h).</w:t>
+        <w:t xml:space="preserve">Earning methods: lump sum (plan year start, hire date or work anniversary), periodic (annual, semi-annual, quarterly or monthly, credited at the start or end of each period), and hours worked (salaried staff on their standard schedule, credited at each month end).</w:t>
       </w:r>
     </w:p>
     <w:p>
@@ -3073,7 +3272,7 @@
         <w:pStyle w:val="Compact"/>
       </w:pPr>
       <w:r>
-        <w:t xml:space="preserve">Hours plans: salaried staff accrue on their standard week (default 40 hours); requests deduct standard hours per day per day booked.</w:t>
+        <w:t xml:space="preserve">Proration: months remaining, counting the start month when the start is on or before the 15th, rounded per plan to the half day (days) or quarter hour (hours). A start that still counts every month of a period gets the regular amount. Level and tenure changes mid-year add the prorated difference.</w:t>
       </w:r>
     </w:p>
     <w:p>
@@ -3085,19 +3284,7 @@
         <w:pStyle w:val="Compact"/>
       </w:pPr>
       <w:r>
-        <w:t xml:space="preserve">Year end: a job 30 days ahead builds the preview; at midnight on the plan year boundary it applies the plan rule, then jurisdiction overrides (</w:t>
-      </w:r>
-      <w:r>
-        <w:rPr>
-          <w:rStyle w:val="VerbatimChar"/>
-        </w:rPr>
-        <w:t xml:space="preserve">jurisdiction_rules</w:t>
-      </w:r>
-      <w:r>
-        <w:t xml:space="preserve"> </w:t>
-      </w:r>
-      <w:r>
-        <w:t xml:space="preserve">effective at that date), writing each step as ledger rows with the rule id that caused it.</w:t>
+        <w:t xml:space="preserve">Maximum balance: a credit is reduced to the room left under the cap, with the reason recorded.</w:t>
       </w:r>
     </w:p>
     <w:p>
@@ -3109,7 +3296,7 @@
         <w:pStyle w:val="Compact"/>
       </w:pPr>
       <w:r>
-        <w:t xml:space="preserve">Statutory checks are pure functions over the rules table: on plan save, nightly for anniversaries within 90 days, and in the compliance report.</w:t>
+        <w:t xml:space="preserve">Year end: once a new plan year starts, the plan rule (none, capped, unlimited or maximum balance) writes a forfeit row; then jurisdiction rules effective that day write override rows naming the rule. US no-forfeit states keep everything. Canadian provinces keep up to the statutory minimum (weeks converted to days by the person’s work days per week), counting what the plan already carries. Notice-required states (IL, MA) produce a warning, not a block.</w:t>
       </w:r>
     </w:p>
     <w:p>
@@ -3121,7 +3308,82 @@
         <w:pStyle w:val="Compact"/>
       </w:pPr>
       <w:r>
-        <w:t xml:space="preserve">Working day count: dates between first and last day, minus weekends (from the person’s work schedule), minus holidays for the person’s jurisdiction and company, with half days on the first and last day.</w:t>
+        <w:t xml:space="preserve">Carried days expire on the plan’s expiry date if not used; bookings use carried days first. Expiry is blocked in no-forfeit states and limited to amounts above the statutory minimum in Canada.</w:t>
+      </w:r>
+    </w:p>
+    <w:p>
+      <w:pPr>
+        <w:numPr>
+          <w:ilvl w:val="0"/>
+          <w:numId w:val="1005"/>
+        </w:numPr>
+        <w:pStyle w:val="Compact"/>
+      </w:pPr>
+      <w:r>
+        <w:t xml:space="preserve">Posting today runs when a balance is viewed, for that person, using the company’s own date (</w:t>
+      </w:r>
+      <w:r>
+        <w:rPr>
+          <w:rStyle w:val="VerbatimChar"/>
+        </w:rPr>
+        <w:t xml:space="preserve">todayIn</w:t>
+      </w:r>
+      <w:r>
+        <w:t xml:space="preserve"> </w:t>
+      </w:r>
+      <w:r>
+        <w:t xml:space="preserve">with the company time zone). A nightly job per company comes with requests and approvals.</w:t>
+      </w:r>
+    </w:p>
+    <w:p>
+      <w:pPr>
+        <w:numPr>
+          <w:ilvl w:val="0"/>
+          <w:numId w:val="1005"/>
+        </w:numPr>
+        <w:pStyle w:val="Compact"/>
+      </w:pPr>
+      <w:r>
+        <w:t xml:space="preserve">Balances return the amount available today, leave booked ahead, the projected balance at plan year end and, for HR admins, compliance notes (below the statutory minimum, next minimum step, figures pending legal review).</w:t>
+      </w:r>
+    </w:p>
+    <w:p>
+      <w:pPr>
+        <w:numPr>
+          <w:ilvl w:val="0"/>
+          <w:numId w:val="1005"/>
+        </w:numPr>
+        <w:pStyle w:val="Compact"/>
+      </w:pPr>
+      <w:r>
+        <w:t xml:space="preserve">Statutory figures in migration 006 come from secondary sources and are marked</w:t>
+      </w:r>
+      <w:r>
+        <w:t xml:space="preserve"> </w:t>
+      </w:r>
+      <w:r>
+        <w:rPr>
+          <w:rStyle w:val="VerbatimChar"/>
+        </w:rPr>
+        <w:t xml:space="preserve">verified = false</w:t>
+      </w:r>
+      <w:r>
+        <w:t xml:space="preserve"> </w:t>
+      </w:r>
+      <w:r>
+        <w:t xml:space="preserve">until the legal review (PRD D7).</w:t>
+      </w:r>
+    </w:p>
+    <w:p>
+      <w:pPr>
+        <w:numPr>
+          <w:ilvl w:val="0"/>
+          <w:numId w:val="1005"/>
+        </w:numPr>
+        <w:pStyle w:val="Compact"/>
+      </w:pPr>
+      <w:r>
+        <w:t xml:space="preserve">Working day count for requests: dates between first and last day, minus non-working days from the person’s schedule, minus holidays for the person’s jurisdiction and company, with half days on the first and last day (built with requests).</w:t>
       </w:r>
     </w:p>
     <w:bookmarkEnd w:id="36"/>
@@ -4645,19 +4907,19 @@
               <w:jc w:val="left"/>
             </w:pPr>
             <w:r>
-              <w:t xml:space="preserve">Worked examples per province and state checked by the legal reviewer</w:t>
-            </w:r>
-          </w:p>
-        </w:tc>
-        <w:tc>
-          <w:tcPr/>
-          <w:p>
-            <w:pPr>
-              <w:pStyle w:val="Compact"/>
-              <w:jc w:val="left"/>
-            </w:pPr>
-            <w:r>
-              <w:t xml:space="preserve">Before release</w:t>
+              <w:t xml:space="preserve">Worked examples for proration, periodic credits, tenure, maximum balance, year end, overrides and expiry (20 cases built); province and state examples to be checked by the legal reviewer</w:t>
+            </w:r>
+          </w:p>
+        </w:tc>
+        <w:tc>
+          <w:tcPr/>
+          <w:p>
+            <w:pPr>
+              <w:pStyle w:val="Compact"/>
+              <w:jc w:val="left"/>
+            </w:pPr>
+            <w:r>
+              <w:t xml:space="preserve">Every PR; legal check before release</w:t>
             </w:r>
           </w:p>
         </w:tc>
@@ -4741,8 +5003,8 @@
         </w:tblBorders>
       </w:tblPr>
       <w:tblGrid>
-        <w:gridCol w:w="3499"/>
-        <w:gridCol w:w="4420"/>
+        <w:gridCol w:w="3960"/>
+        <w:gridCol w:w="3960"/>
       </w:tblGrid>
       <w:tr>
         <w:trPr>
@@ -4944,6 +5206,110 @@
             </w:pPr>
             <w:r>
               <w:t xml:space="preserve">Decision D8</w:t>
+            </w:r>
+          </w:p>
+        </w:tc>
+      </w:tr>
+      <w:tr>
+        <w:tc>
+          <w:tcPr/>
+          <w:p>
+            <w:pPr>
+              <w:pStyle w:val="Compact"/>
+              <w:jc w:val="left"/>
+            </w:pPr>
+            <w:r>
+              <w:t xml:space="preserve">Accruals post when a balance is viewed, not nightly</w:t>
+            </w:r>
+          </w:p>
+        </w:tc>
+        <w:tc>
+          <w:tcPr/>
+          <w:p>
+            <w:pPr>
+              <w:pStyle w:val="Compact"/>
+              <w:jc w:val="left"/>
+            </w:pPr>
+            <w:r>
+              <w:t xml:space="preserve">Nightly job per company with requests and approvals</w:t>
+            </w:r>
+          </w:p>
+        </w:tc>
+      </w:tr>
+      <w:tr>
+        <w:tc>
+          <w:tcPr/>
+          <w:p>
+            <w:pPr>
+              <w:pStyle w:val="Compact"/>
+              <w:jc w:val="left"/>
+            </w:pPr>
+            <w:r>
+              <w:t xml:space="preserve">Changing a level’s amount or a plan’s carryover rule applies from the next posting only; rows already posted are not recalculated</w:t>
+            </w:r>
+          </w:p>
+        </w:tc>
+        <w:tc>
+          <w:tcPr/>
+          <w:p>
+            <w:pPr>
+              <w:pStyle w:val="Compact"/>
+              <w:jc w:val="left"/>
+            </w:pPr>
+            <w:r>
+              <w:t xml:space="preserve">Admin adjustment screen; recalculation preview later</w:t>
+            </w:r>
+          </w:p>
+        </w:tc>
+      </w:tr>
+      <w:tr>
+        <w:tc>
+          <w:tcPr/>
+          <w:p>
+            <w:pPr>
+              <w:pStyle w:val="Compact"/>
+              <w:jc w:val="left"/>
+            </w:pPr>
+            <w:r>
+              <w:t xml:space="preserve">Inactive people are skipped by posting</w:t>
+            </w:r>
+          </w:p>
+        </w:tc>
+        <w:tc>
+          <w:tcPr/>
+          <w:p>
+            <w:pPr>
+              <w:pStyle w:val="Compact"/>
+              <w:jc w:val="left"/>
+            </w:pPr>
+            <w:r>
+              <w:t xml:space="preserve">Revisit with offboarding and payout reports</w:t>
+            </w:r>
+          </w:p>
+        </w:tc>
+      </w:tr>
+      <w:tr>
+        <w:tc>
+          <w:tcPr/>
+          <w:p>
+            <w:pPr>
+              <w:pStyle w:val="Compact"/>
+              <w:jc w:val="left"/>
+            </w:pPr>
+            <w:r>
+              <w:t xml:space="preserve">Canadian statutory protection counts carried days toward the minimum (the reading less generous to employees)</w:t>
+            </w:r>
+          </w:p>
+        </w:tc>
+        <w:tc>
+          <w:tcPr/>
+          <w:p>
+            <w:pPr>
+              <w:pStyle w:val="Compact"/>
+              <w:jc w:val="left"/>
+            </w:pPr>
+            <w:r>
+              <w:t xml:space="preserve">Confirm with the legal reviewer (PRD D7)</w:t>
             </w:r>
           </w:p>
         </w:tc>
@@ -5438,19 +5804,19 @@
               <w:jc w:val="left"/>
             </w:pPr>
             <w:r>
-              <w:t xml:space="preserve">FR-30 to FR-42</w:t>
-            </w:r>
-          </w:p>
-        </w:tc>
-        <w:tc>
-          <w:tcPr/>
-          <w:p>
-            <w:pPr>
-              <w:pStyle w:val="Compact"/>
-              <w:jc w:val="left"/>
-            </w:pPr>
-            <w:r>
-              <w:t xml:space="preserve">8</w:t>
+              <w:t xml:space="preserve">FR-30 to FR-43</w:t>
+            </w:r>
+          </w:p>
+        </w:tc>
+        <w:tc>
+          <w:tcPr/>
+          <w:p>
+            <w:pPr>
+              <w:pStyle w:val="Compact"/>
+              <w:jc w:val="left"/>
+            </w:pPr>
+            <w:r>
+              <w:t xml:space="preserve">5.1, 8</w:t>
             </w:r>
           </w:p>
         </w:tc>
@@ -5849,6 +6215,44 @@
             </w:pPr>
             <w:r>
               <w:t xml:space="preserve">Migration 005 (import_batches) built for bulk import of people. Model delegation rule added to the delivery process.</w:t>
+            </w:r>
+          </w:p>
+        </w:tc>
+      </w:tr>
+      <w:tr>
+        <w:tc>
+          <w:tcPr/>
+          <w:p>
+            <w:pPr>
+              <w:pStyle w:val="Compact"/>
+              <w:jc w:val="left"/>
+            </w:pPr>
+            <w:r>
+              <w:t xml:space="preserve">1.3</w:t>
+            </w:r>
+          </w:p>
+        </w:tc>
+        <w:tc>
+          <w:tcPr/>
+          <w:p>
+            <w:pPr>
+              <w:pStyle w:val="Compact"/>
+              <w:jc w:val="left"/>
+            </w:pPr>
+            <w:r>
+              <w:t xml:space="preserve">23 Oct 2026</w:t>
+            </w:r>
+          </w:p>
+        </w:tc>
+        <w:tc>
+          <w:tcPr/>
+          <w:p>
+            <w:pPr>
+              <w:pStyle w:val="Compact"/>
+              <w:jc w:val="left"/>
+            </w:pPr>
+            <w:r>
+              <w:t xml:space="preserve">Migration 006 built: plans, levels, assignments, append-only accrual ledger, statutory reference rules. Section 8 rewritten for the built engine. Testing, known limitations and traceability updated. 124 automated tests.</w:t>
             </w:r>
           </w:p>
         </w:tc>

--- a/docs/files/AAS_Time_Off_Planner_TRD.docx
+++ b/docs/files/AAS_Time_Off_Planner_TRD.docx
@@ -57,7 +57,7 @@
         <w:t xml:space="preserve"> </w:t>
       </w:r>
       <w:r>
-        <w:t xml:space="preserve">1.3</w:t>
+        <w:t xml:space="preserve">1.4</w:t>
       </w:r>
     </w:p>
     <w:p>
@@ -194,7 +194,7 @@
               <w:jc w:val="left"/>
             </w:pPr>
             <w:r>
-              <w:t xml:space="preserve">1.3 (see change log, section 22)</w:t>
+              <w:t xml:space="preserve">1.4 (see change log, section 22)</w:t>
             </w:r>
           </w:p>
         </w:tc>
@@ -246,7 +246,7 @@
               <w:jc w:val="left"/>
             </w:pPr>
             <w:r>
-              <w:t xml:space="preserve">Product Requirements Document (PRD) v1.3; requirement IDs FR- and NFR- refer to it</w:t>
+              <w:t xml:space="preserve">Product Requirements Document (PRD) v1.4; requirement IDs FR- and NFR- refer to it</w:t>
             </w:r>
           </w:p>
         </w:tc>
@@ -313,7 +313,7 @@
               <w:jc w:val="left"/>
             </w:pPr>
             <w:r>
-              <w:t xml:space="preserve">Migrations 001 to 006: companies, people, audit log, company data separation, email sign-in, sessions, roles, platform owner sign-in, two-step sign-in, people management, company settings, bulk import of people, time off plans, accrual ledger, statutory reference rules, balances. 124 automated tests.</w:t>
+              <w:t xml:space="preserve">Migrations 001 to 011: companies, people, audit log, company data separation, email sign-in, sessions, roles, platform owner sign-in, two-step sign-in, people management, company settings, bulk import of people, time off plans, accrual ledger, statutory reference rules, balances, requests and approvals, reminders and backup approvers, public holidays, team calendar and calendar feeds, reports and exports. 191 automated tests.</w:t>
             </w:r>
           </w:p>
         </w:tc>
@@ -1531,13 +1531,13 @@
         <w:t xml:space="preserve">5. Data model</w:t>
       </w:r>
     </w:p>
-    <w:bookmarkStart w:id="27" w:name="built-migrations-001-to-006"/>
+    <w:bookmarkStart w:id="27" w:name="built-migrations-001-to-011"/>
     <w:p>
       <w:pPr>
         <w:pStyle w:val="Heading2"/>
       </w:pPr>
       <w:r>
-        <w:t xml:space="preserve">5.1 Built (migrations 001 to 006)</w:t>
+        <w:t xml:space="preserve">5.1 Built (migrations 001 to 011)</w:t>
       </w:r>
     </w:p>
     <w:tbl>
@@ -2354,7 +2354,297 @@
           </w:p>
         </w:tc>
       </w:tr>
+      <w:tr>
+        <w:tc>
+          <w:tcPr/>
+          <w:p>
+            <w:pPr>
+              <w:pStyle w:val="Compact"/>
+              <w:jc w:val="left"/>
+            </w:pPr>
+            <w:r>
+              <w:rPr>
+                <w:rStyle w:val="VerbatimChar"/>
+              </w:rPr>
+              <w:t xml:space="preserve">requests</w:t>
+            </w:r>
+          </w:p>
+        </w:tc>
+        <w:tc>
+          <w:tcPr/>
+          <w:p>
+            <w:pPr>
+              <w:pStyle w:val="Compact"/>
+              <w:jc w:val="left"/>
+            </w:pPr>
+            <w:r>
+              <w:t xml:space="preserve">One ask: new time off, a change to approved time off, or a cancellation</w:t>
+            </w:r>
+          </w:p>
+        </w:tc>
+        <w:tc>
+          <w:tcPr/>
+          <w:p>
+            <w:pPr>
+              <w:pStyle w:val="Compact"/>
+              <w:jc w:val="left"/>
+            </w:pPr>
+            <w:r>
+              <w:t xml:space="preserve">kind, target_id, start and end date with part (full, am, pm), days, amount in the plan unit, status, requester_time_zone, admin_reason</w:t>
+            </w:r>
+          </w:p>
+        </w:tc>
+      </w:tr>
+      <w:tr>
+        <w:tc>
+          <w:tcPr/>
+          <w:p>
+            <w:pPr>
+              <w:pStyle w:val="Compact"/>
+              <w:jc w:val="left"/>
+            </w:pPr>
+            <w:r>
+              <w:rPr>
+                <w:rStyle w:val="VerbatimChar"/>
+              </w:rPr>
+              <w:t xml:space="preserve">request_days</w:t>
+            </w:r>
+          </w:p>
+        </w:tc>
+        <w:tc>
+          <w:tcPr/>
+          <w:p>
+            <w:pPr>
+              <w:pStyle w:val="Compact"/>
+              <w:jc w:val="left"/>
+            </w:pPr>
+            <w:r>
+              <w:t xml:space="preserve">Each counted day of a request</w:t>
+            </w:r>
+          </w:p>
+        </w:tc>
+        <w:tc>
+          <w:tcPr/>
+          <w:p>
+            <w:pPr>
+              <w:pStyle w:val="Compact"/>
+              <w:jc w:val="left"/>
+            </w:pPr>
+            <w:r>
+              <w:t xml:space="preserve">day, part (full, am, pm)</w:t>
+            </w:r>
+          </w:p>
+        </w:tc>
+      </w:tr>
+      <w:tr>
+        <w:tc>
+          <w:tcPr/>
+          <w:p>
+            <w:pPr>
+              <w:pStyle w:val="Compact"/>
+              <w:jc w:val="left"/>
+            </w:pPr>
+            <w:r>
+              <w:rPr>
+                <w:rStyle w:val="VerbatimChar"/>
+              </w:rPr>
+              <w:t xml:space="preserve">approval_steps</w:t>
+            </w:r>
+          </w:p>
+        </w:tc>
+        <w:tc>
+          <w:tcPr/>
+          <w:p>
+            <w:pPr>
+              <w:pStyle w:val="Compact"/>
+              <w:jc w:val="left"/>
+            </w:pPr>
+            <w:r>
+              <w:t xml:space="preserve">Each approval step</w:t>
+            </w:r>
+          </w:p>
+        </w:tc>
+        <w:tc>
+          <w:tcPr/>
+          <w:p>
+            <w:pPr>
+              <w:pStyle w:val="Compact"/>
+              <w:jc w:val="left"/>
+            </w:pPr>
+            <w:r>
+              <w:t xml:space="preserve">step_no, role (manager, next_manager, admin), approver_id, status, override, pending_since, reminded_at, escalated_at</w:t>
+            </w:r>
+          </w:p>
+        </w:tc>
+      </w:tr>
+      <w:tr>
+        <w:tc>
+          <w:tcPr/>
+          <w:p>
+            <w:pPr>
+              <w:pStyle w:val="Compact"/>
+              <w:jc w:val="left"/>
+            </w:pPr>
+            <w:r>
+              <w:rPr>
+                <w:rStyle w:val="VerbatimChar"/>
+              </w:rPr>
+              <w:t xml:space="preserve">approval_backups</w:t>
+            </w:r>
+          </w:p>
+        </w:tc>
+        <w:tc>
+          <w:tcPr/>
+          <w:p>
+            <w:pPr>
+              <w:pStyle w:val="Compact"/>
+              <w:jc w:val="left"/>
+            </w:pPr>
+            <w:r>
+              <w:t xml:space="preserve">Backup approver for a date range</w:t>
+            </w:r>
+          </w:p>
+        </w:tc>
+        <w:tc>
+          <w:tcPr/>
+          <w:p>
+            <w:pPr>
+              <w:pStyle w:val="Compact"/>
+              <w:jc w:val="left"/>
+            </w:pPr>
+            <w:r>
+              <w:t xml:space="preserve">approver_id, backup_id, start_date, end_date</w:t>
+            </w:r>
+          </w:p>
+        </w:tc>
+      </w:tr>
+      <w:tr>
+        <w:tc>
+          <w:tcPr/>
+          <w:p>
+            <w:pPr>
+              <w:pStyle w:val="Compact"/>
+              <w:jc w:val="left"/>
+            </w:pPr>
+            <w:r>
+              <w:rPr>
+                <w:rStyle w:val="VerbatimChar"/>
+              </w:rPr>
+              <w:t xml:space="preserve">company_holidays</w:t>
+            </w:r>
+          </w:p>
+        </w:tc>
+        <w:tc>
+          <w:tcPr/>
+          <w:p>
+            <w:pPr>
+              <w:pStyle w:val="Compact"/>
+              <w:jc w:val="left"/>
+            </w:pPr>
+            <w:r>
+              <w:t xml:space="preserve">Company changes to the default holidays</w:t>
+            </w:r>
+          </w:p>
+        </w:tc>
+        <w:tc>
+          <w:tcPr/>
+          <w:p>
+            <w:pPr>
+              <w:pStyle w:val="Compact"/>
+              <w:jc w:val="left"/>
+            </w:pPr>
+            <w:r>
+              <w:t xml:space="preserve">day, action (add or skip), name, jurisdiction (null for everyone), reason</w:t>
+            </w:r>
+          </w:p>
+        </w:tc>
+      </w:tr>
+      <w:tr>
+        <w:tc>
+          <w:tcPr/>
+          <w:p>
+            <w:pPr>
+              <w:pStyle w:val="Compact"/>
+              <w:jc w:val="left"/>
+            </w:pPr>
+            <w:r>
+              <w:rPr>
+                <w:rStyle w:val="VerbatimChar"/>
+              </w:rPr>
+              <w:t xml:space="preserve">calendar_feeds</w:t>
+            </w:r>
+          </w:p>
+        </w:tc>
+        <w:tc>
+          <w:tcPr/>
+          <w:p>
+            <w:pPr>
+              <w:pStyle w:val="Compact"/>
+              <w:jc w:val="left"/>
+            </w:pPr>
+            <w:r>
+              <w:t xml:space="preserve">Private calendar feed links</w:t>
+            </w:r>
+          </w:p>
+        </w:tc>
+        <w:tc>
+          <w:tcPr/>
+          <w:p>
+            <w:pPr>
+              <w:pStyle w:val="Compact"/>
+              <w:jc w:val="left"/>
+            </w:pPr>
+            <w:r>
+              <w:t xml:space="preserve">scope (me, team, reports), SHA-256 token hash, revoked_at, last_used_at</w:t>
+            </w:r>
+          </w:p>
+        </w:tc>
+      </w:tr>
     </w:tbl>
+    <w:p>
+      <w:pPr>
+        <w:pStyle w:val="BodyText"/>
+      </w:pPr>
+      <w:r>
+        <w:rPr>
+          <w:rStyle w:val="VerbatimChar"/>
+        </w:rPr>
+        <w:t xml:space="preserve">tenant_settings</w:t>
+      </w:r>
+      <w:r>
+        <w:t xml:space="preserve"> </w:t>
+      </w:r>
+      <w:r>
+        <w:t xml:space="preserve">gained reminder_after_days and escalate_after_days (migration 008);</w:t>
+      </w:r>
+      <w:r>
+        <w:t xml:space="preserve"> </w:t>
+      </w:r>
+      <w:r>
+        <w:rPr>
+          <w:rStyle w:val="VerbatimChar"/>
+        </w:rPr>
+        <w:t xml:space="preserve">plans</w:t>
+      </w:r>
+      <w:r>
+        <w:t xml:space="preserve"> </w:t>
+      </w:r>
+      <w:r>
+        <w:t xml:space="preserve">gained cancel_needs_approval (migration 007). Migration 011 adds</w:t>
+      </w:r>
+      <w:r>
+        <w:t xml:space="preserve"> </w:t>
+      </w:r>
+      <w:r>
+        <w:rPr>
+          <w:rStyle w:val="VerbatimChar"/>
+        </w:rPr>
+        <w:t xml:space="preserve">current_tenant_legal_name()</w:t>
+      </w:r>
+      <w:r>
+        <w:t xml:space="preserve">, which returns only the current company’s legal name for reports.</w:t>
+      </w:r>
+    </w:p>
     <w:bookmarkEnd w:id="27"/>
     <w:bookmarkStart w:id="28" w:name="planned-for-v1"/>
     <w:p>
@@ -2381,8 +2671,8 @@
         </w:tblBorders>
       </w:tblPr>
       <w:tblGrid>
-        <w:gridCol w:w="3787"/>
-        <w:gridCol w:w="4132"/>
+        <w:gridCol w:w="3283"/>
+        <w:gridCol w:w="4636"/>
       </w:tblGrid>
       <w:tr>
         <w:trPr>
@@ -2454,126 +2744,6 @@
             </w:pPr>
             <w:r>
               <w:t xml:space="preserve">Retention, sign-in methods allowed, allowed email domains</w:t>
-            </w:r>
-          </w:p>
-        </w:tc>
-      </w:tr>
-      <w:tr>
-        <w:tc>
-          <w:tcPr/>
-          <w:p>
-            <w:pPr>
-              <w:pStyle w:val="Compact"/>
-              <w:jc w:val="left"/>
-            </w:pPr>
-            <w:r>
-              <w:rPr>
-                <w:rStyle w:val="VerbatimChar"/>
-              </w:rPr>
-              <w:t xml:space="preserve">holidays</w:t>
-            </w:r>
-          </w:p>
-        </w:tc>
-        <w:tc>
-          <w:tcPr/>
-          <w:p>
-            <w:pPr>
-              <w:pStyle w:val="Compact"/>
-              <w:jc w:val="left"/>
-            </w:pPr>
-            <w:r>
-              <w:t xml:space="preserve">Per jurisdiction and per company</w:t>
-            </w:r>
-          </w:p>
-        </w:tc>
-      </w:tr>
-      <w:tr>
-        <w:tc>
-          <w:tcPr/>
-          <w:p>
-            <w:pPr>
-              <w:pStyle w:val="Compact"/>
-              <w:jc w:val="left"/>
-            </w:pPr>
-            <w:r>
-              <w:rPr>
-                <w:rStyle w:val="VerbatimChar"/>
-              </w:rPr>
-              <w:t xml:space="preserve">requests</w:t>
-            </w:r>
-            <w:r>
-              <w:t xml:space="preserve">,</w:t>
-            </w:r>
-            <w:r>
-              <w:t xml:space="preserve"> </w:t>
-            </w:r>
-            <w:r>
-              <w:rPr>
-                <w:rStyle w:val="VerbatimChar"/>
-              </w:rPr>
-              <w:t xml:space="preserve">request_days</w:t>
-            </w:r>
-            <w:r>
-              <w:t xml:space="preserve">,</w:t>
-            </w:r>
-            <w:r>
-              <w:t xml:space="preserve"> </w:t>
-            </w:r>
-            <w:r>
-              <w:rPr>
-                <w:rStyle w:val="VerbatimChar"/>
-              </w:rPr>
-              <w:t xml:space="preserve">approval_steps</w:t>
-            </w:r>
-          </w:p>
-        </w:tc>
-        <w:tc>
-          <w:tcPr/>
-          <w:p>
-            <w:pPr>
-              <w:pStyle w:val="Compact"/>
-              <w:jc w:val="left"/>
-            </w:pPr>
-            <w:r>
-              <w:t xml:space="preserve">Requests, the working days they cover (with half days), and each approval step. Each request stores the requester’s time zone at the time of request (</w:t>
-            </w:r>
-            <w:r>
-              <w:rPr>
-                <w:rStyle w:val="VerbatimChar"/>
-              </w:rPr>
-              <w:t xml:space="preserve">requester_time_zone</w:t>
-            </w:r>
-            <w:r>
-              <w:t xml:space="preserve">), the company zone in v1, so v1.1 home time zones need no data conversion.</w:t>
-            </w:r>
-          </w:p>
-        </w:tc>
-      </w:tr>
-      <w:tr>
-        <w:tc>
-          <w:tcPr/>
-          <w:p>
-            <w:pPr>
-              <w:pStyle w:val="Compact"/>
-              <w:jc w:val="left"/>
-            </w:pPr>
-            <w:r>
-              <w:rPr>
-                <w:rStyle w:val="VerbatimChar"/>
-              </w:rPr>
-              <w:t xml:space="preserve">calendar_feeds</w:t>
-            </w:r>
-          </w:p>
-        </w:tc>
-        <w:tc>
-          <w:tcPr/>
-          <w:p>
-            <w:pPr>
-              <w:pStyle w:val="Compact"/>
-              <w:jc w:val="left"/>
-            </w:pPr>
-            <w:r>
-              <w:t xml:space="preserve">Hashed feed tokens per person and team</w:t>
             </w:r>
           </w:p>
         </w:tc>
@@ -3405,7 +3575,64 @@
         <w:pStyle w:val="Compact"/>
       </w:pPr>
       <w:r>
-        <w:t xml:space="preserve">On submit or change, the server computes the run: the request plus the person’s live bookings (any plan, approved or pending) that touch it with no working day between. If the run exceeds the company threshold and the plan has a second step, steps are primary manager then next-level manager, falling back to HR admin.</w:t>
+        <w:t xml:space="preserve">Built in</w:t>
+      </w:r>
+      <w:r>
+        <w:t xml:space="preserve"> </w:t>
+      </w:r>
+      <w:r>
+        <w:rPr>
+          <w:rStyle w:val="VerbatimChar"/>
+        </w:rPr>
+        <w:t xml:space="preserve">app/src/lib/requests/</w:t>
+      </w:r>
+      <w:r>
+        <w:t xml:space="preserve">:</w:t>
+      </w:r>
+      <w:r>
+        <w:t xml:space="preserve"> </w:t>
+      </w:r>
+      <w:r>
+        <w:rPr>
+          <w:rStyle w:val="VerbatimChar"/>
+        </w:rPr>
+        <w:t xml:space="preserve">days.ts</w:t>
+      </w:r>
+      <w:r>
+        <w:t xml:space="preserve"> </w:t>
+      </w:r>
+      <w:r>
+        <w:t xml:space="preserve">(pure day counting and the run of joined-up time off),</w:t>
+      </w:r>
+      <w:r>
+        <w:t xml:space="preserve"> </w:t>
+      </w:r>
+      <w:r>
+        <w:rPr>
+          <w:rStyle w:val="VerbatimChar"/>
+        </w:rPr>
+        <w:t xml:space="preserve">service.ts</w:t>
+      </w:r>
+      <w:r>
+        <w:t xml:space="preserve"> </w:t>
+      </w:r>
+      <w:r>
+        <w:t xml:space="preserve">(preview, submit, amend, cancel, decide, HR entry, balance adjustments, lists),</w:t>
+      </w:r>
+      <w:r>
+        <w:t xml:space="preserve"> </w:t>
+      </w:r>
+      <w:r>
+        <w:rPr>
+          <w:rStyle w:val="VerbatimChar"/>
+        </w:rPr>
+        <w:t xml:space="preserve">followups.ts</w:t>
+      </w:r>
+      <w:r>
+        <w:t xml:space="preserve"> </w:t>
+      </w:r>
+      <w:r>
+        <w:t xml:space="preserve">(reminders, escalation, backup approvers).</w:t>
       </w:r>
     </w:p>
     <w:p>
@@ -3417,22 +3644,7 @@
         <w:pStyle w:val="Compact"/>
       </w:pPr>
       <w:r>
-        <w:t xml:space="preserve">Steps are rows in</w:t>
-      </w:r>
-      <w:r>
-        <w:t xml:space="preserve"> </w:t>
-      </w:r>
-      <w:r>
-        <w:rPr>
-          <w:rStyle w:val="VerbatimChar"/>
-        </w:rPr>
-        <w:t xml:space="preserve">approval_steps</w:t>
-      </w:r>
-      <w:r>
-        <w:t xml:space="preserve"> </w:t>
-      </w:r>
-      <w:r>
-        <w:t xml:space="preserve">with status waiting, pending, approved or declined. Only the current step’s approver (or an HR admin, logged as override) can decide.</w:t>
+        <w:t xml:space="preserve">The run counts the working days of the request plus every live booking joined to it (any plan, approved or pending), where weekends and holidays don’t break it. If it exceeds the company threshold and the plan is manager-approved with a second step, steps are the primary manager then that manager’s manager, falling back to HR. Automatic plans approve at once; HR-approved plans have one HR step.</w:t>
       </w:r>
     </w:p>
     <w:p>
@@ -3444,7 +3656,22 @@
         <w:pStyle w:val="Compact"/>
       </w:pPr>
       <w:r>
-        <w:t xml:space="preserve">Change requests keep the original booking in force until approved; cancellation of approved future time follows the plan’s setting.</w:t>
+        <w:t xml:space="preserve">Steps are rows in</w:t>
+      </w:r>
+      <w:r>
+        <w:t xml:space="preserve"> </w:t>
+      </w:r>
+      <w:r>
+        <w:rPr>
+          <w:rStyle w:val="VerbatimChar"/>
+        </w:rPr>
+        <w:t xml:space="preserve">approval_steps</w:t>
+      </w:r>
+      <w:r>
+        <w:t xml:space="preserve"> </w:t>
+      </w:r>
+      <w:r>
+        <w:t xml:space="preserve">(waiting, pending, approved, declined, cancelled). The current step’s approver, or their active backup, decides; an HR admin can decide any step, logged as an override. Nobody decides their own request. Decline needs a comment.</w:t>
       </w:r>
     </w:p>
     <w:p>
@@ -3456,7 +3683,22 @@
         <w:pStyle w:val="Compact"/>
       </w:pPr>
       <w:r>
-        <w:t xml:space="preserve">All writes for one decision (step, request status, ledger booking, notification outbox, audit entry) happen in one transaction.</w:t>
+        <w:t xml:space="preserve">Approval writes a booking row to</w:t>
+      </w:r>
+      <w:r>
+        <w:t xml:space="preserve"> </w:t>
+      </w:r>
+      <w:r>
+        <w:rPr>
+          <w:rStyle w:val="VerbatimChar"/>
+        </w:rPr>
+        <w:t xml:space="preserve">accrual_ledger</w:t>
+      </w:r>
+      <w:r>
+        <w:t xml:space="preserve"> </w:t>
+      </w:r>
+      <w:r>
+        <w:t xml:space="preserve">for each plan year the request touches; a change or cancellation writes a booking_reversal. A change to approved time keeps the original booked until the change is approved. Pending requests count against what is available, and writes for one person are serialised with a row lock so two requests can’t both pass the balance check.</w:t>
       </w:r>
     </w:p>
     <w:p>
@@ -3468,7 +3710,67 @@
         <w:pStyle w:val="Compact"/>
       </w:pPr>
       <w:r>
-        <w:t xml:space="preserve">Reminder job: 2 business days pending sends a reminder; 5 escalates to HR (configurable).</w:t>
+        <w:t xml:space="preserve">Each decision (steps, request status, ledger rows, audit entry) is one transaction; emails go out after it commits.</w:t>
+      </w:r>
+    </w:p>
+    <w:p>
+      <w:pPr>
+        <w:numPr>
+          <w:ilvl w:val="0"/>
+          <w:numId w:val="1006"/>
+        </w:numPr>
+        <w:pStyle w:val="Compact"/>
+      </w:pPr>
+      <w:r>
+        <w:t xml:space="preserve">The scheduled job (</w:t>
+      </w:r>
+      <w:r>
+        <w:rPr>
+          <w:rStyle w:val="VerbatimChar"/>
+        </w:rPr>
+        <w:t xml:space="preserve">npm run jobs</w:t>
+      </w:r>
+      <w:r>
+        <w:t xml:space="preserve">,</w:t>
+      </w:r>
+      <w:r>
+        <w:t xml:space="preserve"> </w:t>
+      </w:r>
+      <w:r>
+        <w:rPr>
+          <w:rStyle w:val="VerbatimChar"/>
+        </w:rPr>
+        <w:t xml:space="preserve">scripts/nightly.ts</w:t>
+      </w:r>
+      <w:r>
+        <w:t xml:space="preserve">) posts accruals and then sends follow-ups for every company: one reminder after</w:t>
+      </w:r>
+      <w:r>
+        <w:t xml:space="preserve"> </w:t>
+      </w:r>
+      <w:r>
+        <w:rPr>
+          <w:rStyle w:val="VerbatimChar"/>
+        </w:rPr>
+        <w:t xml:space="preserve">reminder_after_days</w:t>
+      </w:r>
+      <w:r>
+        <w:t xml:space="preserve"> </w:t>
+      </w:r>
+      <w:r>
+        <w:t xml:space="preserve">business days and one HR escalation after</w:t>
+      </w:r>
+      <w:r>
+        <w:t xml:space="preserve"> </w:t>
+      </w:r>
+      <w:r>
+        <w:rPr>
+          <w:rStyle w:val="VerbatimChar"/>
+        </w:rPr>
+        <w:t xml:space="preserve">escalate_after_days</w:t>
+      </w:r>
+      <w:r>
+        <w:t xml:space="preserve">, each at most once per step. It is safe to run hourly.</w:t>
       </w:r>
     </w:p>
     <w:bookmarkEnd w:id="37"/>
@@ -3490,7 +3792,34 @@
         <w:pStyle w:val="Compact"/>
       </w:pPr>
       <w:r>
-        <w:t xml:space="preserve">ICS feeds (v1): one hashed token per person and per team, resettable. Events carry name, dates, half-day marker and status (Busy, Free, Out of office). Private plans show</w:t>
+        <w:t xml:space="preserve">Built in</w:t>
+      </w:r>
+      <w:r>
+        <w:t xml:space="preserve"> </w:t>
+      </w:r>
+      <w:r>
+        <w:rPr>
+          <w:rStyle w:val="VerbatimChar"/>
+        </w:rPr>
+        <w:t xml:space="preserve">app/src/lib/calendar/</w:t>
+      </w:r>
+      <w:r>
+        <w:t xml:space="preserve">:</w:t>
+      </w:r>
+      <w:r>
+        <w:t xml:space="preserve"> </w:t>
+      </w:r>
+      <w:r>
+        <w:rPr>
+          <w:rStyle w:val="VerbatimChar"/>
+        </w:rPr>
+        <w:t xml:space="preserve">visibility.ts</w:t>
+      </w:r>
+      <w:r>
+        <w:t xml:space="preserve"> </w:t>
+      </w:r>
+      <w:r>
+        <w:t xml:space="preserve">holds the rules. The person, HR and managers (any level up, and secondary managers) see plan names and pending time; coworkers see approved time only, as the plan allows (plan name,</w:t>
       </w:r>
       <w:r>
         <w:t xml:space="preserve"> </w:t>
@@ -3505,22 +3834,61 @@
         <w:t xml:space="preserve">”</w:t>
       </w:r>
       <w:r>
-        <w:t xml:space="preserve">. Feeds set</w:t>
-      </w:r>
-      <w:r>
-        <w:t xml:space="preserve"> </w:t>
-      </w:r>
-      <w:r>
-        <w:rPr>
-          <w:rStyle w:val="VerbatimChar"/>
-        </w:rPr>
-        <w:t xml:space="preserve">Cache-Control: private</w:t>
-      </w:r>
-      <w:r>
-        <w:t xml:space="preserve"> </w:t>
-      </w:r>
-      <w:r>
-        <w:t xml:space="preserve">and an ETag; refresh timing is controlled by the calendar app.</w:t>
+        <w:t xml:space="preserve">, or nothing).</w:t>
+      </w:r>
+    </w:p>
+    <w:p>
+      <w:pPr>
+        <w:numPr>
+          <w:ilvl w:val="0"/>
+          <w:numId w:val="1007"/>
+        </w:numPr>
+        <w:pStyle w:val="Compact"/>
+      </w:pPr>
+      <w:r>
+        <w:t xml:space="preserve">Team calendar (</w:t>
+      </w:r>
+      <w:r>
+        <w:rPr>
+          <w:rStyle w:val="VerbatimChar"/>
+        </w:rPr>
+        <w:t xml:space="preserve">/calendar</w:t>
+      </w:r>
+      <w:r>
+        <w:t xml:space="preserve">): a week grid of 2 to 6 weeks with filters; a plan filter never reveals a plan the viewer can’t see.</w:t>
+      </w:r>
+    </w:p>
+    <w:p>
+      <w:pPr>
+        <w:numPr>
+          <w:ilvl w:val="0"/>
+          <w:numId w:val="1007"/>
+        </w:numPr>
+        <w:pStyle w:val="Compact"/>
+      </w:pPr>
+      <w:r>
+        <w:t xml:space="preserve">ICS feeds (</w:t>
+      </w:r>
+      <w:r>
+        <w:rPr>
+          <w:rStyle w:val="VerbatimChar"/>
+        </w:rPr>
+        <w:t xml:space="preserve">/feeds/&lt;token&gt;.ics</w:t>
+      </w:r>
+      <w:r>
+        <w:t xml:space="preserve">): scopes me, team and reports. Feeds never show more than a coworker sees, never show a private plan’s name (even in the person’s own feed) and never include comments. Tokens are 256-bit random values stored as SHA-256 hashes; a new link revokes the old one; unknown, revoked, other-company and inactive-owner links all return 404. Responses are</w:t>
+      </w:r>
+      <w:r>
+        <w:t xml:space="preserve"> </w:t>
+      </w:r>
+      <w:r>
+        <w:rPr>
+          <w:rStyle w:val="VerbatimChar"/>
+        </w:rPr>
+        <w:t xml:space="preserve">Cache-Control: private, no-store</w:t>
+      </w:r>
+      <w:r>
+        <w:t xml:space="preserve">.</w:t>
       </w:r>
     </w:p>
     <w:p>
@@ -3907,19 +4275,34 @@
         <w:pStyle w:val="Compact"/>
       </w:pPr>
       <w:r>
-        <w:t xml:space="preserve">Server-side queries over the ledger and requests, always inside</w:t>
-      </w:r>
-      <w:r>
-        <w:t xml:space="preserve"> </w:t>
-      </w:r>
-      <w:r>
-        <w:rPr>
-          <w:rStyle w:val="VerbatimChar"/>
-        </w:rPr>
-        <w:t xml:space="preserve">withTenant</w:t>
-      </w:r>
-      <w:r>
-        <w:t xml:space="preserve">; HR admin only.</w:t>
+        <w:t xml:space="preserve">Built in</w:t>
+      </w:r>
+      <w:r>
+        <w:t xml:space="preserve"> </w:t>
+      </w:r>
+      <w:r>
+        <w:rPr>
+          <w:rStyle w:val="VerbatimChar"/>
+        </w:rPr>
+        <w:t xml:space="preserve">app/src/lib/reports/</w:t>
+      </w:r>
+      <w:r>
+        <w:t xml:space="preserve">: one</w:t>
+      </w:r>
+      <w:r>
+        <w:t xml:space="preserve"> </w:t>
+      </w:r>
+      <w:r>
+        <w:rPr>
+          <w:rStyle w:val="VerbatimChar"/>
+        </w:rPr>
+        <w:t xml:space="preserve">Report</w:t>
+      </w:r>
+      <w:r>
+        <w:t xml:space="preserve"> </w:t>
+      </w:r>
+      <w:r>
+        <w:t xml:space="preserve">shape (title, company legal name, run label, filters in words, typed columns with units, rows, totals, notes) drives the screen, the Excel file and the CSV.</w:t>
       </w:r>
     </w:p>
     <w:p>
@@ -3931,7 +4314,7 @@
         <w:pStyle w:val="Compact"/>
       </w:pPr>
       <w:r>
-        <w:t xml:space="preserve">XLSX via a streaming writer with the run label in the first rows, frozen header, auto-filter, number formats with units. CSV in UTF-8 with BOM for Excel.</w:t>
+        <w:t xml:space="preserve">Balance reports (balance summary, liability in hours, year-end preview, compliance) use the accrual engine, so they match the balances on screen. Activity reports (who’s out, absence rate, approval metrics, audit) query requests, approval steps and the audit log.</w:t>
       </w:r>
     </w:p>
     <w:p>
@@ -3943,7 +4326,55 @@
         <w:pStyle w:val="Compact"/>
       </w:pPr>
       <w:r>
-        <w:t xml:space="preserve">Every export writes an audit entry with filters used.</w:t>
+        <w:t xml:space="preserve">Excel files are written directly as Office Open XML and zipped with</w:t>
+      </w:r>
+      <w:r>
+        <w:t xml:space="preserve"> </w:t>
+      </w:r>
+      <w:r>
+        <w:rPr>
+          <w:rStyle w:val="VerbatimChar"/>
+        </w:rPr>
+        <w:t xml:space="preserve">fflate</w:t>
+      </w:r>
+      <w:r>
+        <w:t xml:space="preserve">: run label and filters first, header row frozen, auto-filter on, real dates and percents. CSV is UTF-8 with a byte-order mark; text starting with = + - @ is prefixed so it can’t run as a formula.</w:t>
+      </w:r>
+    </w:p>
+    <w:p>
+      <w:pPr>
+        <w:numPr>
+          <w:ilvl w:val="0"/>
+          <w:numId w:val="1009"/>
+        </w:numPr>
+        <w:pStyle w:val="Compact"/>
+      </w:pPr>
+      <w:r>
+        <w:t xml:space="preserve">HR admin only, every query inside</w:t>
+      </w:r>
+      <w:r>
+        <w:t xml:space="preserve"> </w:t>
+      </w:r>
+      <w:r>
+        <w:rPr>
+          <w:rStyle w:val="VerbatimChar"/>
+        </w:rPr>
+        <w:t xml:space="preserve">withTenant</w:t>
+      </w:r>
+      <w:r>
+        <w:t xml:space="preserve">; every export writes an audit entry with its filters; downloads are</w:t>
+      </w:r>
+      <w:r>
+        <w:t xml:space="preserve"> </w:t>
+      </w:r>
+      <w:r>
+        <w:rPr>
+          <w:rStyle w:val="VerbatimChar"/>
+        </w:rPr>
+        <w:t xml:space="preserve">Cache-Control: private, no-store</w:t>
+      </w:r>
+      <w:r>
+        <w:t xml:space="preserve">.</w:t>
       </w:r>
     </w:p>
     <w:bookmarkEnd w:id="41"/>
@@ -4331,6 +4762,84 @@
             </w:pPr>
             <w:r>
               <w:t xml:space="preserve">Built (visits pending)</w:t>
+            </w:r>
+          </w:p>
+        </w:tc>
+      </w:tr>
+      <w:tr>
+        <w:tc>
+          <w:tcPr/>
+          <w:p>
+            <w:pPr>
+              <w:pStyle w:val="Compact"/>
+              <w:jc w:val="left"/>
+            </w:pPr>
+            <w:r>
+              <w:t xml:space="preserve">Calendar feed tokens stored as SHA-256 hashes, revocable, rate limited</w:t>
+            </w:r>
+          </w:p>
+        </w:tc>
+        <w:tc>
+          <w:tcPr/>
+          <w:p>
+            <w:pPr>
+              <w:pStyle w:val="Compact"/>
+              <w:jc w:val="left"/>
+            </w:pPr>
+            <w:r>
+              <w:t xml:space="preserve">Built</w:t>
+            </w:r>
+          </w:p>
+        </w:tc>
+      </w:tr>
+      <w:tr>
+        <w:tc>
+          <w:tcPr/>
+          <w:p>
+            <w:pPr>
+              <w:pStyle w:val="Compact"/>
+              <w:jc w:val="left"/>
+            </w:pPr>
+            <w:r>
+              <w:t xml:space="preserve">Spreadsheet formula injection guard on CSV and Excel exports</w:t>
+            </w:r>
+          </w:p>
+        </w:tc>
+        <w:tc>
+          <w:tcPr/>
+          <w:p>
+            <w:pPr>
+              <w:pStyle w:val="Compact"/>
+              <w:jc w:val="left"/>
+            </w:pPr>
+            <w:r>
+              <w:t xml:space="preserve">Built</w:t>
+            </w:r>
+          </w:p>
+        </w:tc>
+      </w:tr>
+      <w:tr>
+        <w:tc>
+          <w:tcPr/>
+          <w:p>
+            <w:pPr>
+              <w:pStyle w:val="Compact"/>
+              <w:jc w:val="left"/>
+            </w:pPr>
+            <w:r>
+              <w:t xml:space="preserve">Server actions act only on an explicit button choice (no default to approve or replace)</w:t>
+            </w:r>
+          </w:p>
+        </w:tc>
+        <w:tc>
+          <w:tcPr/>
+          <w:p>
+            <w:pPr>
+              <w:pStyle w:val="Compact"/>
+              <w:jc w:val="left"/>
+            </w:pPr>
+            <w:r>
+              <w:t xml:space="preserve">Built</w:t>
             </w:r>
           </w:p>
         </w:tc>
@@ -5219,19 +5728,34 @@
               <w:jc w:val="left"/>
             </w:pPr>
             <w:r>
-              <w:t xml:space="preserve">Accruals post when a balance is viewed, not nightly</w:t>
-            </w:r>
-          </w:p>
-        </w:tc>
-        <w:tc>
-          <w:tcPr/>
-          <w:p>
-            <w:pPr>
-              <w:pStyle w:val="Compact"/>
-              <w:jc w:val="left"/>
-            </w:pPr>
-            <w:r>
-              <w:t xml:space="preserve">Nightly job per company with requests and approvals</w:t>
+              <w:t xml:space="preserve">Scheduled jobs run from a script; nothing schedules them yet</w:t>
+            </w:r>
+          </w:p>
+        </w:tc>
+        <w:tc>
+          <w:tcPr/>
+          <w:p>
+            <w:pPr>
+              <w:pStyle w:val="Compact"/>
+              <w:jc w:val="left"/>
+            </w:pPr>
+            <w:r>
+              <w:t xml:space="preserve">Run</w:t>
+            </w:r>
+            <w:r>
+              <w:t xml:space="preserve"> </w:t>
+            </w:r>
+            <w:r>
+              <w:rPr>
+                <w:rStyle w:val="VerbatimChar"/>
+              </w:rPr>
+              <w:t xml:space="preserve">npm run jobs</w:t>
+            </w:r>
+            <w:r>
+              <w:t xml:space="preserve"> </w:t>
+            </w:r>
+            <w:r>
+              <w:t xml:space="preserve">hourly from the host’s scheduler at release</w:t>
             </w:r>
           </w:p>
         </w:tc>
@@ -5310,6 +5834,110 @@
             </w:pPr>
             <w:r>
               <w:t xml:space="preserve">Confirm with the legal reviewer (PRD D7)</w:t>
+            </w:r>
+          </w:p>
+        </w:tc>
+      </w:tr>
+      <w:tr>
+        <w:tc>
+          <w:tcPr/>
+          <w:p>
+            <w:pPr>
+              <w:pStyle w:val="Compact"/>
+              <w:jc w:val="left"/>
+            </w:pPr>
+            <w:r>
+              <w:t xml:space="preserve">Feed rate limit is in memory</w:t>
+            </w:r>
+          </w:p>
+        </w:tc>
+        <w:tc>
+          <w:tcPr/>
+          <w:p>
+            <w:pPr>
+              <w:pStyle w:val="Compact"/>
+              <w:jc w:val="left"/>
+            </w:pPr>
+            <w:r>
+              <w:t xml:space="preserve">Move with the other rate limits</w:t>
+            </w:r>
+          </w:p>
+        </w:tc>
+      </w:tr>
+      <w:tr>
+        <w:tc>
+          <w:tcPr/>
+          <w:p>
+            <w:pPr>
+              <w:pStyle w:val="Compact"/>
+              <w:jc w:val="left"/>
+            </w:pPr>
+            <w:r>
+              <w:t xml:space="preserve">A pending change to approved time is not shown on the calendar (the approved original is)</w:t>
+            </w:r>
+          </w:p>
+        </w:tc>
+        <w:tc>
+          <w:tcPr/>
+          <w:p>
+            <w:pPr>
+              <w:pStyle w:val="Compact"/>
+              <w:jc w:val="left"/>
+            </w:pPr>
+            <w:r>
+              <w:t xml:space="preserve">Show pending changes to managers later</w:t>
+            </w:r>
+          </w:p>
+        </w:tc>
+      </w:tr>
+      <w:tr>
+        <w:tc>
+          <w:tcPr/>
+          <w:p>
+            <w:pPr>
+              <w:pStyle w:val="Compact"/>
+              <w:jc w:val="left"/>
+            </w:pPr>
+            <w:r>
+              <w:t xml:space="preserve">Changing company holidays doesn’t recount requests already booked</w:t>
+            </w:r>
+          </w:p>
+        </w:tc>
+        <w:tc>
+          <w:tcPr/>
+          <w:p>
+            <w:pPr>
+              <w:pStyle w:val="Compact"/>
+              <w:jc w:val="left"/>
+            </w:pPr>
+            <w:r>
+              <w:t xml:space="preserve">Recount tool for HR later</w:t>
+            </w:r>
+          </w:p>
+        </w:tc>
+      </w:tr>
+      <w:tr>
+        <w:tc>
+          <w:tcPr/>
+          <w:p>
+            <w:pPr>
+              <w:pStyle w:val="Compact"/>
+              <w:jc w:val="left"/>
+            </w:pPr>
+            <w:r>
+              <w:t xml:space="preserve">Audit report shows at most 5000 rows per run</w:t>
+            </w:r>
+          </w:p>
+        </w:tc>
+        <w:tc>
+          <w:tcPr/>
+          <w:p>
+            <w:pPr>
+              <w:pStyle w:val="Compact"/>
+              <w:jc w:val="left"/>
+            </w:pPr>
+            <w:r>
+              <w:t xml:space="preserve">Narrow the date range or export in parts</w:t>
             </w:r>
           </w:p>
         </w:tc>
@@ -5460,6 +6088,9 @@
               <w:jc w:val="left"/>
             </w:pPr>
             <w:r>
+              <w:rPr>
+                <w:strike/>
+              </w:rPr>
               <w:t xml:space="preserve">Background jobs: Postgres queue or a managed queue</w:t>
             </w:r>
           </w:p>
@@ -5472,22 +6103,7 @@
               <w:jc w:val="left"/>
             </w:pPr>
             <w:r>
-              <w:t xml:space="preserve">Postgres</w:t>
-            </w:r>
-            <w:r>
-              <w:t xml:space="preserve"> </w:t>
-            </w:r>
-            <w:r>
-              <w:rPr>
-                <w:rStyle w:val="VerbatimChar"/>
-              </w:rPr>
-              <w:t xml:space="preserve">SKIP LOCKED</w:t>
-            </w:r>
-            <w:r>
-              <w:t xml:space="preserve"> </w:t>
-            </w:r>
-            <w:r>
-              <w:t xml:space="preserve">queue (one less service)</w:t>
+              <w:t xml:space="preserve">Resolved for v1: an idempotent scheduled script run hourly; a queue only if jobs grow</w:t>
             </w:r>
           </w:p>
         </w:tc>
@@ -5816,7 +6432,19 @@
               <w:jc w:val="left"/>
             </w:pPr>
             <w:r>
-              <w:t xml:space="preserve">5.1, 8</w:t>
+              <w:t xml:space="preserve">5.1, 8 (FR-41:</w:t>
+            </w:r>
+            <w:r>
+              <w:t xml:space="preserve"> </w:t>
+            </w:r>
+            <w:r>
+              <w:rPr>
+                <w:rStyle w:val="VerbatimChar"/>
+              </w:rPr>
+              <w:t xml:space="preserve">app/src/lib/holidays/</w:t>
+            </w:r>
+            <w:r>
+              <w:t xml:space="preserve">)</w:t>
             </w:r>
           </w:p>
         </w:tc>
@@ -5842,7 +6470,7 @@
               <w:jc w:val="left"/>
             </w:pPr>
             <w:r>
-              <w:t xml:space="preserve">9</w:t>
+              <w:t xml:space="preserve">5.1, 9</w:t>
             </w:r>
           </w:p>
         </w:tc>
@@ -5868,7 +6496,7 @@
               <w:jc w:val="left"/>
             </w:pPr>
             <w:r>
-              <w:t xml:space="preserve">10, 10.1</w:t>
+              <w:t xml:space="preserve">5.1, 10, 10.1</w:t>
             </w:r>
           </w:p>
         </w:tc>
@@ -5934,19 +6562,19 @@
               <w:jc w:val="left"/>
             </w:pPr>
             <w:r>
-              <w:t xml:space="preserve">FR-100</w:t>
-            </w:r>
-          </w:p>
-        </w:tc>
-        <w:tc>
-          <w:tcPr/>
-          <w:p>
-            <w:pPr>
-              <w:pStyle w:val="Compact"/>
-              <w:jc w:val="left"/>
-            </w:pPr>
-            <w:r>
-              <w:t xml:space="preserve">13</w:t>
+              <w:t xml:space="preserve">FR-100, FR-101</w:t>
+            </w:r>
+          </w:p>
+        </w:tc>
+        <w:tc>
+          <w:tcPr/>
+          <w:p>
+            <w:pPr>
+              <w:pStyle w:val="Compact"/>
+              <w:jc w:val="left"/>
+            </w:pPr>
+            <w:r>
+              <w:t xml:space="preserve">9, 13</w:t>
             </w:r>
           </w:p>
         </w:tc>
@@ -6253,6 +6881,44 @@
             </w:pPr>
             <w:r>
               <w:t xml:space="preserve">Migration 006 built: plans, levels, assignments, append-only accrual ledger, statutory reference rules. Section 8 rewritten for the built engine. Testing, known limitations and traceability updated. 124 automated tests.</w:t>
+            </w:r>
+          </w:p>
+        </w:tc>
+      </w:tr>
+      <w:tr>
+        <w:tc>
+          <w:tcPr/>
+          <w:p>
+            <w:pPr>
+              <w:pStyle w:val="Compact"/>
+              <w:jc w:val="left"/>
+            </w:pPr>
+            <w:r>
+              <w:t xml:space="preserve">1.4</w:t>
+            </w:r>
+          </w:p>
+        </w:tc>
+        <w:tc>
+          <w:tcPr/>
+          <w:p>
+            <w:pPr>
+              <w:pStyle w:val="Compact"/>
+              <w:jc w:val="left"/>
+            </w:pPr>
+            <w:r>
+              <w:t xml:space="preserve">24 Oct 2026</w:t>
+            </w:r>
+          </w:p>
+        </w:tc>
+        <w:tc>
+          <w:tcPr/>
+          <w:p>
+            <w:pPr>
+              <w:pStyle w:val="Compact"/>
+              <w:jc w:val="left"/>
+            </w:pPr>
+            <w:r>
+              <w:t xml:space="preserve">Migrations 007 to 011 built: requests, request days, approval steps, reminder settings and backups, company holidays, calendar feeds, report company name. Sections 9, 10 and 12 rewritten for what is built. Security, limitations, T2 and traceability updated. 191 automated tests.</w:t>
             </w:r>
           </w:p>
         </w:tc>
